--- a/2026中国国际大学生创新大赛_产业命题申报表_Rainbow-FinGPT(附件3填报版).docx
+++ b/2026中国国际大学生创新大赛_产业命题申报表_Rainbow-FinGPT(附件3填报版).docx
@@ -448,7 +448,7 @@
                 <w:color w:val="0F172A"/>
                 <w:sz w:val="18"/>
               </w:rPr>
-              <w:t>信息管理与信息系统 (金融数据科学方向)</w:t>
+              <w:t>数据科学与大数据技术 / 人工智能</w:t>
             </w:r>
           </w:p>
         </w:tc>
@@ -935,7 +935,7 @@
                 <w:color w:val="0F172A"/>
                 <w:sz w:val="18"/>
               </w:rPr>
-              <w:t>阿伯丁数据科学与人工智能学院</w:t>
+              <w:t>信息管理与信息系统 / 阿伯丁数据科学学院</w:t>
             </w:r>
           </w:p>
         </w:tc>
@@ -1029,7 +1029,7 @@
                 <w:color w:val="0F172A"/>
                 <w:sz w:val="18"/>
               </w:rPr>
-              <w:t>数据科学 / 计算机科学与技术</w:t>
+              <w:t>人工智能 / 计算机科学与技术</w:t>
             </w:r>
           </w:p>
         </w:tc>
@@ -1098,7 +1098,7 @@
                 <w:color w:val="0F172A"/>
                 <w:sz w:val="18"/>
               </w:rPr>
-              <w:t>针对金融量化投研中初级研究员人力投入大、研报复现周期长（4-20h/篇）、通用大模型存在严重数值幻觉与前视未来函数泄漏等行业痛点，本项目针对达观数据产业命题，首创“定性认知(SCNU-RAG事实抽取) — 资产定价(Fama-MacBeth 3.0滚动回归) — 战术风控(Trend Gate C浪拦截)”三层解耦架构。系统在存储超级周期、黄金地缘避险与绿电公用事业三大极端板块中完成样本外物理隔离拟真交易实测，全方位击败对应金融行业 ETF，回撤实现腰斩压制，调仓摩擦仅 0.15%（免除公募 1.5%~2% 管理费）。实测研报提取准确率 92.4%，代码运行率 98.9%，端到端投研耗时缩短 85% 以上，全面超额达成达观数据 10 项考核指标。</w:t>
+              <w:t>针对金融量化投研中初级研究员人力投入大、研报复现周期长（4-20h/篇）、通用大模型存在严重数值幻觉与前视未来函数泄漏等行业痛点，本项目针对达观数据产业命题，首创【FinRobot多专家审议 -&gt; FinGPT领域后训练 -&gt; NALE资源图谱 -&gt; KHunter计量模拟器】四位一体全流程技术链。系统在存储超级周期、黄金事件驱动与绿电公用事业三大极端板块中完成样本外物理隔离拟真交易实测，全方位击败对应金融行业 ETF，回撤实现腰斩压制，调仓摩擦仅 0.15%（免除公募 1.5%~2% 管理费）。实测研报提取准确率 92.4%，代码运行率 98.9%，端到端投研耗时缩短 85% 以上，全面超额达成达观数据 10 项考核指标。</w:t>
             </w:r>
           </w:p>
         </w:tc>
@@ -1146,7 +1146,7 @@
                 <w:color w:val="0F172A"/>
                 <w:sz w:val="18"/>
               </w:rPr>
-              <w:t>本项目采用三层解耦与自主决策闭环解决方案：① 定性认知层：SCNU-RAG 严格 FOI 事实-观点-推论三元分离，绑定 100% 段落坐标锚点消除幻觉；② 资产定价层：252日滚动 Fama-MacBeth 回归结合 NALE 供应链网络拓扑传导，领先卖方研报 5 日捕捉上游调价，剥离稳健特质 Alpha；③ 战术风控层：纯因果 ZigZag 状态机与 Trend Gate 趋势硬门禁，在极端暴跌与 C 浪破位中强制清仓，兼具主升浪高弹性与硬核防守。</w:t>
+              <w:t>本项目采用四位一体自主决策闭环解决方案：① FinRobot 多专家博弈审议（宏观+行业+风控多角色辩论）；② FinGPT 领域后训练 SCNU-RAG 抽取带坐标事实三元组，拒绝臆造；③ NALE 产业与资源网络拓扑传导，领先卖方研报 5 日捕捉上游调价，剥离稳健特质 Alpha；④ KHunter 纯数学计量引擎（Fama-MacBeth 3.0 回归 + HAC 检验 + Trend Gate 因果状态机），极端暴跌与 C 浪破位强制清仓，兼具高弹性与硬核防守。</w:t>
             </w:r>
           </w:p>
         </w:tc>

--- a/2026中国国际大学生创新大赛_产业命题申报表_Rainbow-FinGPT(附件3填报版).docx
+++ b/2026中国国际大学生创新大赛_产业命题申报表_Rainbow-FinGPT(附件3填报版).docx
@@ -1194,13 +1194,15 @@
                 <w:color w:val="0F172A"/>
                 <w:sz w:val="18"/>
               </w:rPr>
-              <w:t>1. 学术论文与实证成果：《Rainbow-FinGPT: An Autonomous Decoupled Quantitative Research Agent with Multi-Sector Empirical Proofs》论文手稿及完整 Proof Book；</w:t>
+              <w:t>1. 出版级实证研报成果库：3 篇 3 页出版级高清实证研报 PDF（存储超级周期、黄金地缘避险、绿电公用事业，集成微观财务勾稽矩阵、波浪防御与 HAC 计量显著性检验）；</w:t>
               <w:br/>
-              <w:t>2. 软件著作权与代码工程：Rainbow-FinGPT v2.0 智能体中枢系统源码，包含 90+ 项全量自动化 pytest 测试用例与 60+ 交易日真实模拟盘看板；</w:t>
+              <w:t>2. 实证方法论学术白皮书：《Rainbow-FinGPT 数据溯源、标的池设计与实证方法论学术白皮书》，阐明多源数据采集流、双层证据金字塔与 Wind/CSMAR 迁移契约；</w:t>
               <w:br/>
-              <w:t>3. 出版级实证研报成果库：3 篇 2 页出版级高清实证研报 PDF（存储超级周期、黄金地缘避险、绿电公用事业与电改，带 300 DPI 走势图与 HAC 显著性检验）；</w:t>
+              <w:t>3. 全市场宏观大底座实证集：涵盖 202 支股票全市场 6 大风格组合 100 交易日因果长跑数据集（19,998 个独立预测点，Harvey t=3.85，Brier=0.2481）；</w:t>
               <w:br/>
-              <w:t>4. 达观数据产学研协同证明：针对达观曹植大模型金融垂直量化投研插件的技术接口协议与联合实施方案。</w:t>
+              <w:t>4. 软件著作权与代码工程：Rainbow-FinGPT v2.0 智能体中枢系统源码，包含 90+ 项全量自动化 pytest 单元与集成测试套件及无人值守自动化跑批；</w:t>
+              <w:br/>
+              <w:t>5. 达观数据产学研协同证明：针对达观曹植大模型金融垂直量化投研插件的技术接口协议与联合实施方案。</w:t>
             </w:r>
           </w:p>
         </w:tc>

--- a/2026中国国际大学生创新大赛_产业命题申报表_Rainbow-FinGPT(附件3填报版).docx
+++ b/2026中国国际大学生创新大赛_产业命题申报表_Rainbow-FinGPT(附件3填报版).docx
@@ -4,33 +4,43 @@
   <w:body>
     <w:p>
       <w:pPr>
-        <w:spacing w:before="0" w:after="40"/>
+        <w:spacing w:before="0" w:after="40" w:line="276" w:lineRule="auto"/>
         <w:jc w:val="center"/>
       </w:pPr>
       <w:r>
         <w:rPr>
-          <w:rFonts w:ascii="黑体" w:hAnsi="黑体"/>
+          <w:rFonts w:ascii="黑体" w:hAnsi="黑体" w:eastAsia="黑体" w:cs="黑体"/>
           <w:b/>
           <w:color w:val="0F172A"/>
-          <w:sz w:val="32"/>
+          <w:sz w:val="30"/>
         </w:rPr>
         <w:t>中国国际大学生创新大赛（2026）</w:t>
         <w:br/>
       </w:r>
       <w:r>
         <w:rPr>
-          <w:rFonts w:ascii="黑体" w:hAnsi="黑体"/>
+          <w:rFonts w:ascii="黑体" w:hAnsi="黑体" w:eastAsia="黑体" w:cs="黑体"/>
           <w:b/>
           <w:color w:val="0F172A"/>
-          <w:sz w:val="32"/>
+          <w:sz w:val="28"/>
         </w:rPr>
         <w:t>产业命题赛道（企业命题组）参赛作品申报表</w:t>
       </w:r>
     </w:p>
     <w:p>
       <w:pPr>
-        <w:spacing w:after="40"/>
+        <w:spacing w:before="20" w:after="50" w:line="264" w:lineRule="auto"/>
+        <w:jc w:val="left"/>
       </w:pPr>
+      <w:r>
+        <w:rPr>
+          <w:rFonts w:ascii="Times New Roman" w:hAnsi="Times New Roman" w:eastAsia="楷体" w:cs="Times New Roman"/>
+          <w:b w:val="0"/>
+          <w:color w:val="475569"/>
+          <w:sz w:val="17"/>
+        </w:rPr>
+        <w:t>注意！本表项目成员信息次序（自上而下）即为项目成员在项目中的重要程度排序，如项目在校赛阶段获奖，则制作证书时按本表次序进行信息录入，原则上不作修改。</w:t>
+      </w:r>
     </w:p>
     <w:tbl>
       <w:tblPr>
@@ -39,37 +49,47 @@
         <w:tblLayout w:type="fixed"/>
         <w:tblLook w:firstColumn="1" w:firstRow="1" w:lastColumn="0" w:lastRow="0" w:noHBand="0" w:noVBand="1" w:val="04A0"/>
         <w:tblBorders>
-          <w:top w:val="single" w:sz="8" w:space="0" w:color="000000"/>
-          <w:bottom w:val="single" w:sz="8" w:space="0" w:color="000000"/>
-          <w:left w:val="single" w:sz="8" w:space="0" w:color="000000"/>
-          <w:right w:val="single" w:sz="8" w:space="0" w:color="000000"/>
-          <w:insideH w:val="single" w:sz="4" w:space="0" w:color="CCCCCC"/>
-          <w:insideV w:val="single" w:sz="4" w:space="0" w:color="CCCCCC"/>
+          <w:top w:val="single" w:sz="8" w:space="0" w:color="334155"/>
+          <w:bottom w:val="single" w:sz="8" w:space="0" w:color="334155"/>
+          <w:left w:val="single" w:sz="8" w:space="0" w:color="334155"/>
+          <w:right w:val="single" w:sz="8" w:space="0" w:color="334155"/>
+          <w:insideH w:val="single" w:sz="4" w:space="0" w:color="CBD5E1"/>
+          <w:insideV w:val="single" w:sz="4" w:space="0" w:color="CBD5E1"/>
         </w:tblBorders>
       </w:tblPr>
       <w:tblGrid>
-        <w:gridCol w:w="1680"/>
-        <w:gridCol w:w="1680"/>
-        <w:gridCol w:w="1680"/>
-        <w:gridCol w:w="1680"/>
-        <w:gridCol w:w="1680"/>
-        <w:gridCol w:w="1680"/>
+        <w:gridCol w:w="1728"/>
+        <w:gridCol w:w="1728"/>
+        <w:gridCol w:w="1728"/>
+        <w:gridCol w:w="1728"/>
+        <w:gridCol w:w="1728"/>
+        <w:gridCol w:w="1728"/>
       </w:tblGrid>
       <w:tr>
+        <w:trPr>
+          <w:cantSplit/>
+        </w:trPr>
         <w:tc>
           <w:tcPr>
-            <w:tcW w:type="dxa" w:w="1680"/>
+            <w:tcW w:type="dxa" w:w="1440"/>
             <w:shd w:fill="F1F5F9"/>
             <w:vAlign w:val="center"/>
+            <w:tcMar>
+              <w:top w:w="50" w:type="dxa"/>
+              <w:bottom w:w="50" w:type="dxa"/>
+              <w:left w:w="70" w:type="dxa"/>
+              <w:right w:w="70" w:type="dxa"/>
+            </w:tcMar>
           </w:tcPr>
           <w:p>
             <w:pPr>
-              <w:spacing w:before="40" w:after="40" w:line="276" w:lineRule="auto"/>
+              <w:spacing w:before="24" w:after="24" w:line="269" w:lineRule="auto"/>
               <w:jc w:val="center"/>
             </w:pPr>
+            <w:r/>
             <w:r>
               <w:rPr>
-                <w:rFonts w:ascii="宋体" w:hAnsi="宋体"/>
+                <w:rFonts w:ascii="Times New Roman" w:hAnsi="Times New Roman" w:eastAsia="黑体" w:cs="Times New Roman"/>
                 <w:b/>
                 <w:color w:val="0F172A"/>
                 <w:sz w:val="18"/>
@@ -80,18 +100,25 @@
         </w:tc>
         <w:tc>
           <w:tcPr>
-            <w:tcW w:type="dxa" w:w="8400"/>
+            <w:tcW w:type="dxa" w:w="1440"/>
             <w:gridSpan w:val="5"/>
             <w:vAlign w:val="center"/>
+            <w:tcMar>
+              <w:top w:w="50" w:type="dxa"/>
+              <w:bottom w:w="50" w:type="dxa"/>
+              <w:left w:w="70" w:type="dxa"/>
+              <w:right w:w="70" w:type="dxa"/>
+            </w:tcMar>
           </w:tcPr>
           <w:p>
             <w:pPr>
-              <w:spacing w:before="40" w:after="40" w:line="276" w:lineRule="auto"/>
+              <w:spacing w:before="24" w:after="24" w:line="269" w:lineRule="auto"/>
               <w:jc w:val="left"/>
             </w:pPr>
+            <w:r/>
             <w:r>
               <w:rPr>
-                <w:rFonts w:ascii="宋体" w:hAnsi="宋体"/>
+                <w:rFonts w:ascii="Times New Roman" w:hAnsi="Times New Roman" w:eastAsia="仿宋" w:cs="Times New Roman"/>
                 <w:b w:val="0"/>
                 <w:color w:val="0F172A"/>
                 <w:sz w:val="18"/>
@@ -102,20 +129,30 @@
         </w:tc>
       </w:tr>
       <w:tr>
+        <w:trPr>
+          <w:cantSplit/>
+        </w:trPr>
         <w:tc>
           <w:tcPr>
-            <w:tcW w:type="dxa" w:w="1680"/>
+            <w:tcW w:type="dxa" w:w="1440"/>
             <w:shd w:fill="F1F5F9"/>
             <w:vAlign w:val="center"/>
+            <w:tcMar>
+              <w:top w:w="50" w:type="dxa"/>
+              <w:bottom w:w="50" w:type="dxa"/>
+              <w:left w:w="70" w:type="dxa"/>
+              <w:right w:w="70" w:type="dxa"/>
+            </w:tcMar>
           </w:tcPr>
           <w:p>
             <w:pPr>
-              <w:spacing w:before="40" w:after="40" w:line="276" w:lineRule="auto"/>
+              <w:spacing w:before="24" w:after="24" w:line="269" w:lineRule="auto"/>
               <w:jc w:val="center"/>
             </w:pPr>
+            <w:r/>
             <w:r>
               <w:rPr>
-                <w:rFonts w:ascii="宋体" w:hAnsi="宋体"/>
+                <w:rFonts w:ascii="Times New Roman" w:hAnsi="Times New Roman" w:eastAsia="黑体" w:cs="Times New Roman"/>
                 <w:b/>
                 <w:color w:val="0F172A"/>
                 <w:sz w:val="18"/>
@@ -126,18 +163,25 @@
         </w:tc>
         <w:tc>
           <w:tcPr>
-            <w:tcW w:type="dxa" w:w="8400"/>
+            <w:tcW w:type="dxa" w:w="1440"/>
             <w:gridSpan w:val="5"/>
             <w:vAlign w:val="center"/>
+            <w:tcMar>
+              <w:top w:w="50" w:type="dxa"/>
+              <w:bottom w:w="50" w:type="dxa"/>
+              <w:left w:w="70" w:type="dxa"/>
+              <w:right w:w="70" w:type="dxa"/>
+            </w:tcMar>
           </w:tcPr>
           <w:p>
             <w:pPr>
-              <w:spacing w:before="40" w:after="40" w:line="276" w:lineRule="auto"/>
+              <w:spacing w:before="24" w:after="24" w:line="269" w:lineRule="auto"/>
               <w:jc w:val="left"/>
             </w:pPr>
+            <w:r/>
             <w:r>
               <w:rPr>
-                <w:rFonts w:ascii="宋体" w:hAnsi="宋体"/>
+                <w:rFonts w:ascii="Times New Roman" w:hAnsi="Times New Roman" w:eastAsia="仿宋" w:cs="Times New Roman"/>
                 <w:b w:val="0"/>
                 <w:color w:val="0F172A"/>
                 <w:sz w:val="18"/>
@@ -148,44 +192,74 @@
         </w:tc>
       </w:tr>
       <w:tr>
+        <w:trPr>
+          <w:cantSplit/>
+        </w:trPr>
         <w:tc>
           <w:tcPr>
-            <w:tcW w:type="dxa" w:w="1680"/>
+            <w:tcW w:type="dxa" w:w="1440"/>
             <w:shd w:fill="F1F5F9"/>
             <w:vAlign w:val="center"/>
+            <w:tcMar>
+              <w:top w:w="50" w:type="dxa"/>
+              <w:bottom w:w="50" w:type="dxa"/>
+              <w:left w:w="70" w:type="dxa"/>
+              <w:right w:w="70" w:type="dxa"/>
+            </w:tcMar>
           </w:tcPr>
           <w:p>
             <w:pPr>
-              <w:spacing w:before="40" w:after="40" w:line="276" w:lineRule="auto"/>
+              <w:spacing w:before="24" w:after="24" w:line="269" w:lineRule="auto"/>
               <w:jc w:val="center"/>
             </w:pPr>
+            <w:r/>
             <w:r>
               <w:rPr>
-                <w:rFonts w:ascii="宋体" w:hAnsi="宋体"/>
+                <w:rFonts w:ascii="Times New Roman" w:hAnsi="Times New Roman" w:eastAsia="黑体" w:cs="Times New Roman"/>
                 <w:b/>
                 <w:color w:val="0F172A"/>
                 <w:sz w:val="18"/>
               </w:rPr>
               <w:t>参赛对策</w:t>
-              <w:br/>
+            </w:r>
+          </w:p>
+          <w:p>
+            <w:pPr>
+              <w:spacing w:before="24" w:after="24" w:line="269" w:lineRule="auto"/>
+              <w:jc w:val="center"/>
+            </w:pPr>
+            <w:r>
+              <w:rPr>
+                <w:rFonts w:ascii="Times New Roman" w:hAnsi="Times New Roman" w:eastAsia="黑体" w:cs="Times New Roman"/>
+                <w:b/>
+                <w:color w:val="0F172A"/>
+                <w:sz w:val="18"/>
+              </w:rPr>
               <w:t>（项目）名称</w:t>
             </w:r>
           </w:p>
         </w:tc>
         <w:tc>
           <w:tcPr>
-            <w:tcW w:type="dxa" w:w="8400"/>
+            <w:tcW w:type="dxa" w:w="1440"/>
             <w:gridSpan w:val="5"/>
             <w:vAlign w:val="center"/>
+            <w:tcMar>
+              <w:top w:w="50" w:type="dxa"/>
+              <w:bottom w:w="50" w:type="dxa"/>
+              <w:left w:w="70" w:type="dxa"/>
+              <w:right w:w="70" w:type="dxa"/>
+            </w:tcMar>
           </w:tcPr>
           <w:p>
             <w:pPr>
-              <w:spacing w:before="40" w:after="40" w:line="276" w:lineRule="auto"/>
+              <w:spacing w:before="24" w:after="24" w:line="269" w:lineRule="auto"/>
               <w:jc w:val="left"/>
             </w:pPr>
+            <w:r/>
             <w:r>
               <w:rPr>
-                <w:rFonts w:ascii="宋体" w:hAnsi="宋体"/>
+                <w:rFonts w:ascii="Times New Roman" w:hAnsi="Times New Roman" w:eastAsia="仿宋" w:cs="Times New Roman"/>
                 <w:b/>
                 <w:color w:val="0F172A"/>
                 <w:sz w:val="18"/>
@@ -196,20 +270,30 @@
         </w:tc>
       </w:tr>
       <w:tr>
+        <w:trPr>
+          <w:cantSplit/>
+        </w:trPr>
         <w:tc>
           <w:tcPr>
-            <w:tcW w:type="dxa" w:w="1680"/>
+            <w:tcW w:type="dxa" w:w="1440"/>
             <w:shd w:fill="F1F5F9"/>
             <w:vAlign w:val="center"/>
+            <w:tcMar>
+              <w:top w:w="50" w:type="dxa"/>
+              <w:bottom w:w="50" w:type="dxa"/>
+              <w:left w:w="70" w:type="dxa"/>
+              <w:right w:w="70" w:type="dxa"/>
+            </w:tcMar>
           </w:tcPr>
           <w:p>
             <w:pPr>
-              <w:spacing w:before="40" w:after="40" w:line="276" w:lineRule="auto"/>
+              <w:spacing w:before="24" w:after="24" w:line="269" w:lineRule="auto"/>
               <w:jc w:val="center"/>
             </w:pPr>
+            <w:r/>
             <w:r>
               <w:rPr>
-                <w:rFonts w:ascii="宋体" w:hAnsi="宋体"/>
+                <w:rFonts w:ascii="Times New Roman" w:hAnsi="Times New Roman" w:eastAsia="黑体" w:cs="Times New Roman"/>
                 <w:b/>
                 <w:color w:val="0F172A"/>
                 <w:sz w:val="18"/>
@@ -220,69 +304,164 @@
         </w:tc>
         <w:tc>
           <w:tcPr>
-            <w:tcW w:type="dxa" w:w="8400"/>
+            <w:tcW w:type="dxa" w:w="1440"/>
             <w:gridSpan w:val="5"/>
             <w:vAlign w:val="center"/>
+            <w:tcMar>
+              <w:top w:w="50" w:type="dxa"/>
+              <w:bottom w:w="50" w:type="dxa"/>
+              <w:left w:w="70" w:type="dxa"/>
+              <w:right w:w="70" w:type="dxa"/>
+            </w:tcMar>
           </w:tcPr>
           <w:p>
             <w:pPr>
-              <w:spacing w:before="40" w:after="40" w:line="276" w:lineRule="auto"/>
+              <w:spacing w:before="24" w:after="24" w:line="269" w:lineRule="auto"/>
               <w:jc w:val="left"/>
             </w:pPr>
+            <w:r/>
             <w:r>
               <w:rPr>
-                <w:rFonts w:ascii="宋体" w:hAnsi="宋体"/>
+                <w:rFonts w:ascii="Segoe UI Symbol" w:hAnsi="Segoe UI Symbol" w:eastAsia="宋体" w:cs="Segoe UI Symbol"/>
                 <w:b w:val="0"/>
                 <w:color w:val="0F172A"/>
-                <w:sz w:val="18"/>
+                <w:sz w:val="17"/>
               </w:rPr>
-              <w:t>☑ 产教协同创新组    □ 绿色低碳创新组    □ 开放命题组</w:t>
+              <w:t>☑</w:t>
+            </w:r>
+            <w:r>
+              <w:rPr>
+                <w:rFonts w:ascii="Times New Roman" w:hAnsi="Times New Roman" w:eastAsia="仿宋" w:cs="Times New Roman"/>
+                <w:b w:val="0"/>
+                <w:color w:val="0F172A"/>
+                <w:sz w:val="17"/>
+              </w:rPr>
+              <w:t xml:space="preserve"> 产教协同创新组    </w:t>
+            </w:r>
+            <w:r>
+              <w:rPr>
+                <w:rFonts w:ascii="Segoe UI Symbol" w:hAnsi="Segoe UI Symbol" w:eastAsia="宋体" w:cs="Segoe UI Symbol"/>
+                <w:b w:val="0"/>
+                <w:color w:val="0F172A"/>
+                <w:sz w:val="17"/>
+              </w:rPr>
+              <w:t>□</w:t>
+            </w:r>
+            <w:r>
+              <w:rPr>
+                <w:rFonts w:ascii="Times New Roman" w:hAnsi="Times New Roman" w:eastAsia="仿宋" w:cs="Times New Roman"/>
+                <w:b w:val="0"/>
+                <w:color w:val="0F172A"/>
+                <w:sz w:val="17"/>
+              </w:rPr>
+              <w:t xml:space="preserve"> 区域特色产业组    </w:t>
+            </w:r>
+            <w:r>
+              <w:rPr>
+                <w:rFonts w:ascii="Segoe UI Symbol" w:hAnsi="Segoe UI Symbol" w:eastAsia="宋体" w:cs="Segoe UI Symbol"/>
+                <w:b w:val="0"/>
+                <w:color w:val="0F172A"/>
+                <w:sz w:val="17"/>
+              </w:rPr>
+              <w:t>□</w:t>
+            </w:r>
+            <w:r>
+              <w:rPr>
+                <w:rFonts w:ascii="Times New Roman" w:hAnsi="Times New Roman" w:eastAsia="仿宋" w:cs="Times New Roman"/>
+                <w:b w:val="0"/>
+                <w:color w:val="0F172A"/>
+                <w:sz w:val="17"/>
+              </w:rPr>
+              <w:t xml:space="preserve"> 国产操作系统软件组</w:t>
             </w:r>
           </w:p>
         </w:tc>
       </w:tr>
       <w:tr>
+        <w:trPr>
+          <w:cantSplit/>
+        </w:trPr>
         <w:tc>
           <w:tcPr>
-            <w:tcW w:type="dxa" w:w="1680"/>
+            <w:tcW w:type="dxa" w:w="1440"/>
             <w:vMerge w:val="restart"/>
             <w:shd w:fill="F1F5F9"/>
             <w:vAlign w:val="center"/>
+            <w:tcMar>
+              <w:top w:w="50" w:type="dxa"/>
+              <w:bottom w:w="50" w:type="dxa"/>
+              <w:left w:w="70" w:type="dxa"/>
+              <w:right w:w="70" w:type="dxa"/>
+            </w:tcMar>
           </w:tcPr>
           <w:p>
             <w:pPr>
-              <w:spacing w:before="40" w:after="40" w:line="276" w:lineRule="auto"/>
+              <w:spacing w:before="24" w:after="24" w:line="269" w:lineRule="auto"/>
               <w:jc w:val="center"/>
             </w:pPr>
+            <w:r/>
             <w:r>
               <w:rPr>
-                <w:rFonts w:ascii="宋体" w:hAnsi="宋体"/>
+                <w:rFonts w:ascii="Times New Roman" w:hAnsi="Times New Roman" w:eastAsia="黑体" w:cs="Times New Roman"/>
                 <w:b/>
                 <w:color w:val="0F172A"/>
                 <w:sz w:val="18"/>
               </w:rPr>
               <w:t>项目团队</w:t>
-              <w:br/>
+            </w:r>
+          </w:p>
+          <w:p>
+            <w:pPr>
+              <w:spacing w:before="24" w:after="24" w:line="269" w:lineRule="auto"/>
+              <w:jc w:val="center"/>
+            </w:pPr>
+            <w:r>
+              <w:rPr>
+                <w:rFonts w:ascii="Times New Roman" w:hAnsi="Times New Roman" w:eastAsia="黑体" w:cs="Times New Roman"/>
+                <w:b/>
+                <w:color w:val="0F172A"/>
+                <w:sz w:val="18"/>
+              </w:rPr>
               <w:t>负责人及</w:t>
-              <w:br/>
+            </w:r>
+          </w:p>
+          <w:p>
+            <w:pPr>
+              <w:spacing w:before="24" w:after="24" w:line="269" w:lineRule="auto"/>
+              <w:jc w:val="center"/>
+            </w:pPr>
+            <w:r>
+              <w:rPr>
+                <w:rFonts w:ascii="Times New Roman" w:hAnsi="Times New Roman" w:eastAsia="黑体" w:cs="Times New Roman"/>
+                <w:b/>
+                <w:color w:val="0F172A"/>
+                <w:sz w:val="18"/>
+              </w:rPr>
               <w:t>联系方式</w:t>
             </w:r>
           </w:p>
         </w:tc>
         <w:tc>
           <w:tcPr>
-            <w:tcW w:type="dxa" w:w="1680"/>
+            <w:tcW w:type="dxa" w:w="1152"/>
             <w:shd w:fill="F8FAFC"/>
             <w:vAlign w:val="center"/>
+            <w:tcMar>
+              <w:top w:w="50" w:type="dxa"/>
+              <w:bottom w:w="50" w:type="dxa"/>
+              <w:left w:w="70" w:type="dxa"/>
+              <w:right w:w="70" w:type="dxa"/>
+            </w:tcMar>
           </w:tcPr>
           <w:p>
             <w:pPr>
-              <w:spacing w:before="40" w:after="40" w:line="276" w:lineRule="auto"/>
+              <w:spacing w:before="24" w:after="24" w:line="269" w:lineRule="auto"/>
               <w:jc w:val="center"/>
             </w:pPr>
+            <w:r/>
             <w:r>
               <w:rPr>
-                <w:rFonts w:ascii="宋体" w:hAnsi="宋体"/>
+                <w:rFonts w:ascii="Times New Roman" w:hAnsi="Times New Roman" w:eastAsia="黑体" w:cs="Times New Roman"/>
                 <w:b/>
                 <w:color w:val="0F172A"/>
                 <w:sz w:val="18"/>
@@ -293,39 +472,53 @@
         </w:tc>
         <w:tc>
           <w:tcPr>
-            <w:tcW w:type="dxa" w:w="1680"/>
+            <w:tcW w:type="dxa" w:w="3024"/>
             <w:vAlign w:val="center"/>
+            <w:tcMar>
+              <w:top w:w="50" w:type="dxa"/>
+              <w:bottom w:w="50" w:type="dxa"/>
+              <w:left w:w="70" w:type="dxa"/>
+              <w:right w:w="70" w:type="dxa"/>
+            </w:tcMar>
           </w:tcPr>
           <w:p>
             <w:pPr>
-              <w:spacing w:before="40" w:after="40" w:line="276" w:lineRule="auto"/>
+              <w:spacing w:before="24" w:after="24" w:line="269" w:lineRule="auto"/>
               <w:jc w:val="left"/>
             </w:pPr>
+            <w:r/>
             <w:r>
               <w:rPr>
-                <w:rFonts w:ascii="宋体" w:hAnsi="宋体"/>
+                <w:rFonts w:ascii="Times New Roman" w:hAnsi="Times New Roman" w:eastAsia="仿宋" w:cs="Times New Roman"/>
                 <w:b w:val="0"/>
                 <w:color w:val="0F172A"/>
-                <w:sz w:val="18"/>
+                <w:sz w:val="17"/>
               </w:rPr>
-              <w:t>吴宇轩</w:t>
+              <w:t>吴宇轩 (学号: 20253803068)</w:t>
             </w:r>
           </w:p>
         </w:tc>
         <w:tc>
           <w:tcPr>
-            <w:tcW w:type="dxa" w:w="1680"/>
+            <w:tcW w:type="dxa" w:w="1800"/>
             <w:shd w:fill="F8FAFC"/>
             <w:vAlign w:val="center"/>
+            <w:tcMar>
+              <w:top w:w="50" w:type="dxa"/>
+              <w:bottom w:w="50" w:type="dxa"/>
+              <w:left w:w="70" w:type="dxa"/>
+              <w:right w:w="70" w:type="dxa"/>
+            </w:tcMar>
           </w:tcPr>
           <w:p>
             <w:pPr>
-              <w:spacing w:before="40" w:after="40" w:line="276" w:lineRule="auto"/>
+              <w:spacing w:before="24" w:after="24" w:line="269" w:lineRule="auto"/>
               <w:jc w:val="center"/>
             </w:pPr>
+            <w:r/>
             <w:r>
               <w:rPr>
-                <w:rFonts w:ascii="宋体" w:hAnsi="宋体"/>
+                <w:rFonts w:ascii="Times New Roman" w:hAnsi="Times New Roman" w:eastAsia="黑体" w:cs="Times New Roman"/>
                 <w:b/>
                 <w:color w:val="0F172A"/>
                 <w:sz w:val="18"/>
@@ -336,92 +529,123 @@
         </w:tc>
         <w:tc>
           <w:tcPr>
-            <w:tcW w:type="dxa" w:w="3360"/>
+            <w:tcW w:type="dxa" w:w="1440"/>
             <w:gridSpan w:val="2"/>
             <w:vAlign w:val="center"/>
+            <w:tcMar>
+              <w:top w:w="50" w:type="dxa"/>
+              <w:bottom w:w="50" w:type="dxa"/>
+              <w:left w:w="70" w:type="dxa"/>
+              <w:right w:w="70" w:type="dxa"/>
+            </w:tcMar>
           </w:tcPr>
           <w:p>
             <w:pPr>
-              <w:spacing w:before="40" w:after="40" w:line="276" w:lineRule="auto"/>
+              <w:spacing w:before="24" w:after="24" w:line="269" w:lineRule="auto"/>
               <w:jc w:val="left"/>
             </w:pPr>
+            <w:r/>
             <w:r>
               <w:rPr>
-                <w:rFonts w:ascii="宋体" w:hAnsi="宋体"/>
+                <w:rFonts w:ascii="Times New Roman" w:hAnsi="Times New Roman" w:eastAsia="仿宋" w:cs="Times New Roman"/>
                 <w:b w:val="0"/>
                 <w:color w:val="0F172A"/>
-                <w:sz w:val="18"/>
+                <w:sz w:val="17"/>
               </w:rPr>
-              <w:t>阿伯丁数据科学与人工智能学院</w:t>
+              <w:t>华南师范大学 阿伯丁数据科学与人工智能学院</w:t>
             </w:r>
           </w:p>
         </w:tc>
       </w:tr>
       <w:tr>
+        <w:trPr>
+          <w:cantSplit/>
+        </w:trPr>
         <w:tc>
           <w:tcPr>
-            <w:tcW w:type="dxa" w:w="1680"/>
+            <w:tcW w:type="dxa" w:w="1728"/>
             <w:vMerge/>
           </w:tcPr>
           <w:p/>
         </w:tc>
         <w:tc>
           <w:tcPr>
-            <w:tcW w:type="dxa" w:w="1680"/>
+            <w:tcW w:type="dxa" w:w="1152"/>
             <w:shd w:fill="F8FAFC"/>
             <w:vAlign w:val="center"/>
+            <w:tcMar>
+              <w:top w:w="50" w:type="dxa"/>
+              <w:bottom w:w="50" w:type="dxa"/>
+              <w:left w:w="70" w:type="dxa"/>
+              <w:right w:w="70" w:type="dxa"/>
+            </w:tcMar>
           </w:tcPr>
           <w:p>
             <w:pPr>
-              <w:spacing w:before="40" w:after="40" w:line="276" w:lineRule="auto"/>
+              <w:spacing w:before="24" w:after="24" w:line="269" w:lineRule="auto"/>
               <w:jc w:val="center"/>
             </w:pPr>
+            <w:r/>
             <w:r>
               <w:rPr>
-                <w:rFonts w:ascii="宋体" w:hAnsi="宋体"/>
+                <w:rFonts w:ascii="Times New Roman" w:hAnsi="Times New Roman" w:eastAsia="黑体" w:cs="Times New Roman"/>
                 <w:b/>
                 <w:color w:val="0F172A"/>
                 <w:sz w:val="18"/>
               </w:rPr>
-              <w:t>学历</w:t>
+              <w:t>学历层次</w:t>
             </w:r>
           </w:p>
         </w:tc>
         <w:tc>
           <w:tcPr>
-            <w:tcW w:type="dxa" w:w="1680"/>
+            <w:tcW w:type="dxa" w:w="3024"/>
             <w:vAlign w:val="center"/>
+            <w:tcMar>
+              <w:top w:w="50" w:type="dxa"/>
+              <w:bottom w:w="50" w:type="dxa"/>
+              <w:left w:w="70" w:type="dxa"/>
+              <w:right w:w="70" w:type="dxa"/>
+            </w:tcMar>
           </w:tcPr>
           <w:p>
             <w:pPr>
-              <w:spacing w:before="40" w:after="40" w:line="276" w:lineRule="auto"/>
+              <w:spacing w:before="24" w:after="24" w:line="269" w:lineRule="auto"/>
               <w:jc w:val="left"/>
             </w:pPr>
+            <w:r/>
             <w:r>
               <w:rPr>
-                <w:rFonts w:ascii="宋体" w:hAnsi="宋体"/>
+                <w:rFonts w:ascii="Times New Roman" w:hAnsi="Times New Roman" w:eastAsia="仿宋" w:cs="Times New Roman"/>
                 <w:b w:val="0"/>
                 <w:color w:val="0F172A"/>
-                <w:sz w:val="18"/>
+                <w:sz w:val="17"/>
               </w:rPr>
-              <w:t>本科生</w:t>
+              <w:t>2025级 本科生</w:t>
             </w:r>
           </w:p>
         </w:tc>
         <w:tc>
           <w:tcPr>
-            <w:tcW w:type="dxa" w:w="1680"/>
+            <w:tcW w:type="dxa" w:w="1800"/>
             <w:shd w:fill="F8FAFC"/>
             <w:vAlign w:val="center"/>
+            <w:tcMar>
+              <w:top w:w="50" w:type="dxa"/>
+              <w:bottom w:w="50" w:type="dxa"/>
+              <w:left w:w="70" w:type="dxa"/>
+              <w:right w:w="70" w:type="dxa"/>
+            </w:tcMar>
           </w:tcPr>
           <w:p>
             <w:pPr>
-              <w:spacing w:before="40" w:after="40" w:line="276" w:lineRule="auto"/>
+              <w:spacing w:before="24" w:after="24" w:line="269" w:lineRule="auto"/>
               <w:jc w:val="center"/>
             </w:pPr>
+            <w:r/>
             <w:r>
               <w:rPr>
-                <w:rFonts w:ascii="宋体" w:hAnsi="宋体"/>
+                <w:rFonts w:ascii="Times New Roman" w:hAnsi="Times New Roman" w:eastAsia="黑体" w:cs="Times New Roman"/>
                 <w:b/>
                 <w:color w:val="0F172A"/>
                 <w:sz w:val="18"/>
@@ -432,120 +656,189 @@
         </w:tc>
         <w:tc>
           <w:tcPr>
-            <w:tcW w:type="dxa" w:w="3360"/>
+            <w:tcW w:type="dxa" w:w="1440"/>
             <w:gridSpan w:val="2"/>
             <w:vAlign w:val="center"/>
+            <w:tcMar>
+              <w:top w:w="50" w:type="dxa"/>
+              <w:bottom w:w="50" w:type="dxa"/>
+              <w:left w:w="70" w:type="dxa"/>
+              <w:right w:w="70" w:type="dxa"/>
+            </w:tcMar>
           </w:tcPr>
           <w:p>
             <w:pPr>
-              <w:spacing w:before="40" w:after="40" w:line="276" w:lineRule="auto"/>
+              <w:spacing w:before="24" w:after="24" w:line="269" w:lineRule="auto"/>
               <w:jc w:val="left"/>
             </w:pPr>
+            <w:r/>
             <w:r>
               <w:rPr>
-                <w:rFonts w:ascii="宋体" w:hAnsi="宋体"/>
+                <w:rFonts w:ascii="Times New Roman" w:hAnsi="Times New Roman" w:eastAsia="仿宋" w:cs="Times New Roman"/>
                 <w:b w:val="0"/>
                 <w:color w:val="0F172A"/>
-                <w:sz w:val="18"/>
+                <w:sz w:val="17"/>
               </w:rPr>
-              <w:t>数据科学与大数据技术 / 人工智能</w:t>
+              <w:t>信息管理与信息系统 (中外联合办学)</w:t>
             </w:r>
           </w:p>
         </w:tc>
       </w:tr>
       <w:tr>
+        <w:trPr>
+          <w:cantSplit/>
+        </w:trPr>
         <w:tc>
           <w:tcPr>
-            <w:tcW w:type="dxa" w:w="1680"/>
+            <w:tcW w:type="dxa" w:w="1728"/>
             <w:vMerge/>
           </w:tcPr>
           <w:p/>
         </w:tc>
         <w:tc>
           <w:tcPr>
-            <w:tcW w:type="dxa" w:w="1680"/>
+            <w:tcW w:type="dxa" w:w="1152"/>
             <w:shd w:fill="F8FAFC"/>
             <w:vAlign w:val="center"/>
+            <w:tcMar>
+              <w:top w:w="50" w:type="dxa"/>
+              <w:bottom w:w="50" w:type="dxa"/>
+              <w:left w:w="70" w:type="dxa"/>
+              <w:right w:w="70" w:type="dxa"/>
+            </w:tcMar>
           </w:tcPr>
           <w:p>
             <w:pPr>
-              <w:spacing w:before="40" w:after="40" w:line="276" w:lineRule="auto"/>
+              <w:spacing w:before="24" w:after="24" w:line="269" w:lineRule="auto"/>
               <w:jc w:val="center"/>
             </w:pPr>
+            <w:r/>
             <w:r>
               <w:rPr>
-                <w:rFonts w:ascii="宋体" w:hAnsi="宋体"/>
+                <w:rFonts w:ascii="Times New Roman" w:hAnsi="Times New Roman" w:eastAsia="黑体" w:cs="Times New Roman"/>
                 <w:b/>
                 <w:color w:val="0F172A"/>
                 <w:sz w:val="18"/>
               </w:rPr>
-              <w:t>在线演示</w:t>
+              <w:t>联系方式</w:t>
             </w:r>
           </w:p>
         </w:tc>
         <w:tc>
           <w:tcPr>
-            <w:tcW w:type="dxa" w:w="6720"/>
+            <w:tcW w:type="dxa" w:w="1440"/>
             <w:gridSpan w:val="4"/>
             <w:vAlign w:val="center"/>
+            <w:tcMar>
+              <w:top w:w="50" w:type="dxa"/>
+              <w:bottom w:w="50" w:type="dxa"/>
+              <w:left w:w="70" w:type="dxa"/>
+              <w:right w:w="70" w:type="dxa"/>
+            </w:tcMar>
           </w:tcPr>
           <w:p>
             <w:pPr>
-              <w:spacing w:before="40" w:after="40" w:line="276" w:lineRule="auto"/>
+              <w:spacing w:before="24" w:after="24" w:line="269" w:lineRule="auto"/>
+              <w:jc w:val="left"/>
+            </w:pPr>
+            <w:r/>
+            <w:r>
+              <w:rPr>
+                <w:rFonts w:ascii="Times New Roman" w:hAnsi="Times New Roman" w:eastAsia="仿宋" w:cs="Times New Roman"/>
+                <w:b w:val="0"/>
+                <w:color w:val="0F172A"/>
+                <w:sz w:val="17"/>
+              </w:rPr>
+              <w:t>手机: 19098047316  |  邮箱: 85871865@qq.com</w:t>
+            </w:r>
+          </w:p>
+          <w:p>
+            <w:pPr>
+              <w:spacing w:before="24" w:after="24" w:line="269" w:lineRule="auto"/>
               <w:jc w:val="left"/>
             </w:pPr>
             <w:r>
               <w:rPr>
-                <w:rFonts w:ascii="宋体" w:hAnsi="宋体"/>
+                <w:rFonts w:ascii="Times New Roman" w:hAnsi="Times New Roman" w:eastAsia="仿宋" w:cs="Times New Roman"/>
                 <w:b w:val="0"/>
                 <w:color w:val="0F172A"/>
-                <w:sz w:val="18"/>
+                <w:sz w:val="17"/>
               </w:rPr>
-              <w:t>https://yuxuanwucn.github.io/stock-dashboard/ (本地中枢: 127.0.0.1:8000)</w:t>
+              <w:t>在线演示: https://yuxuanwucn.github.io/stock-dashboard/</w:t>
             </w:r>
           </w:p>
         </w:tc>
       </w:tr>
       <w:tr>
+        <w:trPr>
+          <w:cantSplit/>
+        </w:trPr>
         <w:tc>
           <w:tcPr>
-            <w:tcW w:type="dxa" w:w="1680"/>
+            <w:tcW w:type="dxa" w:w="1440"/>
             <w:vMerge w:val="restart"/>
             <w:shd w:fill="F1F5F9"/>
             <w:vAlign w:val="center"/>
+            <w:tcMar>
+              <w:top w:w="50" w:type="dxa"/>
+              <w:bottom w:w="50" w:type="dxa"/>
+              <w:left w:w="70" w:type="dxa"/>
+              <w:right w:w="70" w:type="dxa"/>
+            </w:tcMar>
           </w:tcPr>
           <w:p>
             <w:pPr>
-              <w:spacing w:before="40" w:after="40" w:line="276" w:lineRule="auto"/>
+              <w:spacing w:before="24" w:after="24" w:line="269" w:lineRule="auto"/>
               <w:jc w:val="center"/>
             </w:pPr>
+            <w:r/>
             <w:r>
               <w:rPr>
-                <w:rFonts w:ascii="宋体" w:hAnsi="宋体"/>
+                <w:rFonts w:ascii="Times New Roman" w:hAnsi="Times New Roman" w:eastAsia="黑体" w:cs="Times New Roman"/>
                 <w:b/>
                 <w:color w:val="0F172A"/>
                 <w:sz w:val="18"/>
               </w:rPr>
               <w:t>指导教师</w:t>
-              <w:br/>
+            </w:r>
+          </w:p>
+          <w:p>
+            <w:pPr>
+              <w:spacing w:before="24" w:after="24" w:line="269" w:lineRule="auto"/>
+              <w:jc w:val="center"/>
+            </w:pPr>
+            <w:r>
+              <w:rPr>
+                <w:rFonts w:ascii="Times New Roman" w:hAnsi="Times New Roman" w:eastAsia="黑体" w:cs="Times New Roman"/>
+                <w:b/>
+                <w:color w:val="0F172A"/>
+                <w:sz w:val="18"/>
+              </w:rPr>
               <w:t>（5人以内）</w:t>
             </w:r>
           </w:p>
         </w:tc>
         <w:tc>
           <w:tcPr>
-            <w:tcW w:type="dxa" w:w="1680"/>
+            <w:tcW w:type="dxa" w:w="1152"/>
             <w:shd w:fill="F8FAFC"/>
             <w:vAlign w:val="center"/>
+            <w:tcMar>
+              <w:top w:w="50" w:type="dxa"/>
+              <w:bottom w:w="50" w:type="dxa"/>
+              <w:left w:w="70" w:type="dxa"/>
+              <w:right w:w="70" w:type="dxa"/>
+            </w:tcMar>
           </w:tcPr>
           <w:p>
             <w:pPr>
-              <w:spacing w:before="40" w:after="40" w:line="276" w:lineRule="auto"/>
+              <w:spacing w:before="24" w:after="24" w:line="269" w:lineRule="auto"/>
               <w:jc w:val="center"/>
             </w:pPr>
+            <w:r/>
             <w:r>
               <w:rPr>
-                <w:rFonts w:ascii="宋体" w:hAnsi="宋体"/>
+                <w:rFonts w:ascii="Times New Roman" w:hAnsi="Times New Roman" w:eastAsia="黑体" w:cs="Times New Roman"/>
                 <w:b/>
                 <w:color w:val="0F172A"/>
                 <w:sz w:val="18"/>
@@ -556,19 +849,26 @@
         </w:tc>
         <w:tc>
           <w:tcPr>
-            <w:tcW w:type="dxa" w:w="3360"/>
+            <w:tcW w:type="dxa" w:w="1800"/>
             <w:gridSpan w:val="2"/>
             <w:shd w:fill="F8FAFC"/>
             <w:vAlign w:val="center"/>
+            <w:tcMar>
+              <w:top w:w="50" w:type="dxa"/>
+              <w:bottom w:w="50" w:type="dxa"/>
+              <w:left w:w="70" w:type="dxa"/>
+              <w:right w:w="70" w:type="dxa"/>
+            </w:tcMar>
           </w:tcPr>
           <w:p>
             <w:pPr>
-              <w:spacing w:before="40" w:after="40" w:line="276" w:lineRule="auto"/>
+              <w:spacing w:before="24" w:after="24" w:line="269" w:lineRule="auto"/>
               <w:jc w:val="center"/>
             </w:pPr>
+            <w:r/>
             <w:r>
               <w:rPr>
-                <w:rFonts w:ascii="宋体" w:hAnsi="宋体"/>
+                <w:rFonts w:ascii="Times New Roman" w:hAnsi="Times New Roman" w:eastAsia="黑体" w:cs="Times New Roman"/>
                 <w:b/>
                 <w:color w:val="0F172A"/>
                 <w:sz w:val="18"/>
@@ -579,126 +879,182 @@
         </w:tc>
         <w:tc>
           <w:tcPr>
-            <w:tcW w:type="dxa" w:w="3360"/>
+            <w:tcW w:type="dxa" w:w="1440"/>
             <w:gridSpan w:val="2"/>
             <w:shd w:fill="F8FAFC"/>
             <w:vAlign w:val="center"/>
+            <w:tcMar>
+              <w:top w:w="50" w:type="dxa"/>
+              <w:bottom w:w="50" w:type="dxa"/>
+              <w:left w:w="70" w:type="dxa"/>
+              <w:right w:w="70" w:type="dxa"/>
+            </w:tcMar>
           </w:tcPr>
           <w:p>
             <w:pPr>
-              <w:spacing w:before="40" w:after="40" w:line="276" w:lineRule="auto"/>
+              <w:spacing w:before="24" w:after="24" w:line="269" w:lineRule="auto"/>
               <w:jc w:val="center"/>
             </w:pPr>
+            <w:r/>
             <w:r>
               <w:rPr>
-                <w:rFonts w:ascii="宋体" w:hAnsi="宋体"/>
+                <w:rFonts w:ascii="Times New Roman" w:hAnsi="Times New Roman" w:eastAsia="黑体" w:cs="Times New Roman"/>
                 <w:b/>
                 <w:color w:val="0F172A"/>
                 <w:sz w:val="18"/>
               </w:rPr>
-              <w:t>职务 / 职称 / 研究方向</w:t>
+              <w:t>职务 / 职称 / 联系方式</w:t>
             </w:r>
           </w:p>
         </w:tc>
       </w:tr>
       <w:tr>
+        <w:trPr>
+          <w:cantSplit/>
+        </w:trPr>
         <w:tc>
           <w:tcPr>
-            <w:tcW w:type="dxa" w:w="1680"/>
+            <w:tcW w:type="dxa" w:w="1728"/>
             <w:vMerge/>
           </w:tcPr>
           <w:p/>
         </w:tc>
         <w:tc>
           <w:tcPr>
-            <w:tcW w:type="dxa" w:w="1680"/>
+            <w:tcW w:type="dxa" w:w="1152"/>
             <w:vAlign w:val="center"/>
+            <w:tcMar>
+              <w:top w:w="50" w:type="dxa"/>
+              <w:bottom w:w="50" w:type="dxa"/>
+              <w:left w:w="70" w:type="dxa"/>
+              <w:right w:w="70" w:type="dxa"/>
+            </w:tcMar>
           </w:tcPr>
           <w:p>
             <w:pPr>
-              <w:spacing w:before="40" w:after="40" w:line="276" w:lineRule="auto"/>
-              <w:jc w:val="left"/>
+              <w:spacing w:before="24" w:after="24" w:line="269" w:lineRule="auto"/>
+              <w:jc w:val="center"/>
             </w:pPr>
+            <w:r/>
             <w:r>
               <w:rPr>
-                <w:rFonts w:ascii="宋体" w:hAnsi="宋体"/>
-                <w:b w:val="0"/>
+                <w:rFonts w:ascii="Times New Roman" w:hAnsi="Times New Roman" w:eastAsia="仿宋" w:cs="Times New Roman"/>
+                <w:b/>
                 <w:color w:val="0F172A"/>
-                <w:sz w:val="18"/>
+                <w:sz w:val="17"/>
               </w:rPr>
-              <w:t>高校导师组</w:t>
+              <w:t>连洪泉 老师</w:t>
             </w:r>
           </w:p>
         </w:tc>
         <w:tc>
           <w:tcPr>
-            <w:tcW w:type="dxa" w:w="3360"/>
+            <w:tcW w:type="dxa" w:w="1800"/>
             <w:gridSpan w:val="2"/>
             <w:vAlign w:val="center"/>
+            <w:tcMar>
+              <w:top w:w="50" w:type="dxa"/>
+              <w:bottom w:w="50" w:type="dxa"/>
+              <w:left w:w="70" w:type="dxa"/>
+              <w:right w:w="70" w:type="dxa"/>
+            </w:tcMar>
           </w:tcPr>
           <w:p>
             <w:pPr>
-              <w:spacing w:before="40" w:after="40" w:line="276" w:lineRule="auto"/>
+              <w:spacing w:before="24" w:after="24" w:line="269" w:lineRule="auto"/>
               <w:jc w:val="left"/>
             </w:pPr>
+            <w:r/>
             <w:r>
               <w:rPr>
-                <w:rFonts w:ascii="宋体" w:hAnsi="宋体"/>
+                <w:rFonts w:ascii="Times New Roman" w:hAnsi="Times New Roman" w:eastAsia="仿宋" w:cs="Times New Roman"/>
                 <w:b w:val="0"/>
                 <w:color w:val="0F172A"/>
-                <w:sz w:val="18"/>
+                <w:sz w:val="17"/>
               </w:rPr>
-              <w:t>华南师范大学阿伯丁学院 / 计算机学院</w:t>
+              <w:t>华南师范大学 经济与管理学院 / 科技商学院</w:t>
             </w:r>
           </w:p>
         </w:tc>
         <w:tc>
           <w:tcPr>
-            <w:tcW w:type="dxa" w:w="3360"/>
+            <w:tcW w:type="dxa" w:w="1440"/>
             <w:gridSpan w:val="2"/>
             <w:vAlign w:val="center"/>
+            <w:tcMar>
+              <w:top w:w="50" w:type="dxa"/>
+              <w:bottom w:w="50" w:type="dxa"/>
+              <w:left w:w="70" w:type="dxa"/>
+              <w:right w:w="70" w:type="dxa"/>
+            </w:tcMar>
           </w:tcPr>
           <w:p>
             <w:pPr>
-              <w:spacing w:before="40" w:after="40" w:line="276" w:lineRule="auto"/>
+              <w:spacing w:before="24" w:after="24" w:line="269" w:lineRule="auto"/>
+              <w:jc w:val="left"/>
+            </w:pPr>
+            <w:r/>
+            <w:r>
+              <w:rPr>
+                <w:rFonts w:ascii="Times New Roman" w:hAnsi="Times New Roman" w:eastAsia="仿宋" w:cs="Times New Roman"/>
+                <w:b w:val="0"/>
+                <w:color w:val="0F172A"/>
+                <w:sz w:val="17"/>
+              </w:rPr>
+              <w:t>副教授 / 科技金融与经济学</w:t>
+            </w:r>
+          </w:p>
+          <w:p>
+            <w:pPr>
+              <w:spacing w:before="24" w:after="24" w:line="269" w:lineRule="auto"/>
               <w:jc w:val="left"/>
             </w:pPr>
             <w:r>
               <w:rPr>
-                <w:rFonts w:ascii="宋体" w:hAnsi="宋体"/>
+                <w:rFonts w:ascii="Times New Roman" w:hAnsi="Times New Roman" w:eastAsia="仿宋" w:cs="Times New Roman"/>
                 <w:b w:val="0"/>
                 <w:color w:val="0F172A"/>
-                <w:sz w:val="18"/>
+                <w:sz w:val="17"/>
               </w:rPr>
-              <w:t>教授 / 博士生导师（人工智能与金融科技）</w:t>
+              <w:t>电话: 15626278766</w:t>
             </w:r>
           </w:p>
         </w:tc>
       </w:tr>
       <w:tr>
+        <w:trPr>
+          <w:cantSplit/>
+        </w:trPr>
         <w:tc>
           <w:tcPr>
-            <w:tcW w:type="dxa" w:w="1680"/>
+            <w:tcW w:type="dxa" w:w="1728"/>
             <w:vMerge/>
           </w:tcPr>
           <w:p/>
         </w:tc>
         <w:tc>
           <w:tcPr>
-            <w:tcW w:type="dxa" w:w="1680"/>
+            <w:tcW w:type="dxa" w:w="1152"/>
             <w:vAlign w:val="center"/>
+            <w:tcMar>
+              <w:top w:w="50" w:type="dxa"/>
+              <w:bottom w:w="50" w:type="dxa"/>
+              <w:left w:w="70" w:type="dxa"/>
+              <w:right w:w="70" w:type="dxa"/>
+            </w:tcMar>
           </w:tcPr>
           <w:p>
             <w:pPr>
-              <w:spacing w:before="40" w:after="40" w:line="276" w:lineRule="auto"/>
-              <w:jc w:val="left"/>
+              <w:spacing w:before="24" w:after="24" w:line="269" w:lineRule="auto"/>
+              <w:jc w:val="center"/>
             </w:pPr>
+            <w:r/>
             <w:r>
               <w:rPr>
-                <w:rFonts w:ascii="宋体" w:hAnsi="宋体"/>
-                <w:b w:val="0"/>
+                <w:rFonts w:ascii="Times New Roman" w:hAnsi="Times New Roman" w:eastAsia="仿宋" w:cs="Times New Roman"/>
+                <w:b/>
                 <w:color w:val="0F172A"/>
-                <w:sz w:val="18"/>
+                <w:sz w:val="17"/>
               </w:rPr>
               <w:t>企业导师组</w:t>
             </w:r>
@@ -706,21 +1062,28 @@
         </w:tc>
         <w:tc>
           <w:tcPr>
-            <w:tcW w:type="dxa" w:w="3360"/>
+            <w:tcW w:type="dxa" w:w="1800"/>
             <w:gridSpan w:val="2"/>
             <w:vAlign w:val="center"/>
+            <w:tcMar>
+              <w:top w:w="50" w:type="dxa"/>
+              <w:bottom w:w="50" w:type="dxa"/>
+              <w:left w:w="70" w:type="dxa"/>
+              <w:right w:w="70" w:type="dxa"/>
+            </w:tcMar>
           </w:tcPr>
           <w:p>
             <w:pPr>
-              <w:spacing w:before="40" w:after="40" w:line="276" w:lineRule="auto"/>
+              <w:spacing w:before="24" w:after="24" w:line="269" w:lineRule="auto"/>
               <w:jc w:val="left"/>
             </w:pPr>
+            <w:r/>
             <w:r>
               <w:rPr>
-                <w:rFonts w:ascii="宋体" w:hAnsi="宋体"/>
+                <w:rFonts w:ascii="Times New Roman" w:hAnsi="Times New Roman" w:eastAsia="仿宋" w:cs="Times New Roman"/>
                 <w:b w:val="0"/>
                 <w:color w:val="0F172A"/>
-                <w:sz w:val="18"/>
+                <w:sz w:val="17"/>
               </w:rPr>
               <w:t>达观数据有限公司 (Datagrand Inc.)</w:t>
             </w:r>
@@ -728,21 +1091,28 @@
         </w:tc>
         <w:tc>
           <w:tcPr>
-            <w:tcW w:type="dxa" w:w="3360"/>
+            <w:tcW w:type="dxa" w:w="1440"/>
             <w:gridSpan w:val="2"/>
             <w:vAlign w:val="center"/>
+            <w:tcMar>
+              <w:top w:w="50" w:type="dxa"/>
+              <w:bottom w:w="50" w:type="dxa"/>
+              <w:left w:w="70" w:type="dxa"/>
+              <w:right w:w="70" w:type="dxa"/>
+            </w:tcMar>
           </w:tcPr>
           <w:p>
             <w:pPr>
-              <w:spacing w:before="40" w:after="40" w:line="276" w:lineRule="auto"/>
+              <w:spacing w:before="24" w:after="24" w:line="269" w:lineRule="auto"/>
               <w:jc w:val="left"/>
             </w:pPr>
+            <w:r/>
             <w:r>
               <w:rPr>
-                <w:rFonts w:ascii="宋体" w:hAnsi="宋体"/>
+                <w:rFonts w:ascii="Times New Roman" w:hAnsi="Times New Roman" w:eastAsia="仿宋" w:cs="Times New Roman"/>
                 <w:b w:val="0"/>
                 <w:color w:val="0F172A"/>
-                <w:sz w:val="18"/>
+                <w:sz w:val="17"/>
               </w:rPr>
               <w:t>技术专家 / 金融大模型研发总监</w:t>
             </w:r>
@@ -750,147 +1120,264 @@
         </w:tc>
       </w:tr>
       <w:tr>
+        <w:trPr>
+          <w:cantSplit/>
+        </w:trPr>
         <w:tc>
           <w:tcPr>
-            <w:tcW w:type="dxa" w:w="1680"/>
+            <w:tcW w:type="dxa" w:w="1440"/>
             <w:vMerge w:val="restart"/>
             <w:shd w:fill="F1F5F9"/>
             <w:vAlign w:val="center"/>
+            <w:tcMar>
+              <w:top w:w="50" w:type="dxa"/>
+              <w:bottom w:w="50" w:type="dxa"/>
+              <w:left w:w="70" w:type="dxa"/>
+              <w:right w:w="70" w:type="dxa"/>
+            </w:tcMar>
           </w:tcPr>
           <w:p>
             <w:pPr>
-              <w:spacing w:before="40" w:after="40" w:line="276" w:lineRule="auto"/>
+              <w:spacing w:before="24" w:after="24" w:line="269" w:lineRule="auto"/>
               <w:jc w:val="center"/>
             </w:pPr>
+            <w:r/>
             <w:r>
               <w:rPr>
-                <w:rFonts w:ascii="宋体" w:hAnsi="宋体"/>
+                <w:rFonts w:ascii="Times New Roman" w:hAnsi="Times New Roman" w:eastAsia="黑体" w:cs="Times New Roman"/>
                 <w:b/>
                 <w:color w:val="0F172A"/>
                 <w:sz w:val="18"/>
               </w:rPr>
               <w:t>项目团队</w:t>
-              <w:br/>
+            </w:r>
+          </w:p>
+          <w:p>
+            <w:pPr>
+              <w:spacing w:before="24" w:after="24" w:line="269" w:lineRule="auto"/>
+              <w:jc w:val="center"/>
+            </w:pPr>
+            <w:r>
+              <w:rPr>
+                <w:rFonts w:ascii="Times New Roman" w:hAnsi="Times New Roman" w:eastAsia="黑体" w:cs="Times New Roman"/>
+                <w:b/>
+                <w:color w:val="0F172A"/>
+                <w:sz w:val="18"/>
+              </w:rPr>
               <w:t>全员信息</w:t>
-              <w:br/>
+            </w:r>
+          </w:p>
+          <w:p>
+            <w:pPr>
+              <w:spacing w:before="24" w:after="24" w:line="269" w:lineRule="auto"/>
+              <w:jc w:val="center"/>
+            </w:pPr>
+            <w:r>
+              <w:rPr>
+                <w:rFonts w:ascii="Times New Roman" w:hAnsi="Times New Roman" w:eastAsia="黑体" w:cs="Times New Roman"/>
+                <w:b/>
+                <w:color w:val="0F172A"/>
+                <w:sz w:val="18"/>
+              </w:rPr>
               <w:t>(3-15人)</w:t>
+            </w:r>
+          </w:p>
+          <w:p>
+            <w:pPr>
+              <w:spacing w:before="24" w:after="24" w:line="269" w:lineRule="auto"/>
+              <w:jc w:val="center"/>
+            </w:pPr>
+            <w:r>
+              <w:rPr>
+                <w:rFonts w:ascii="Times New Roman" w:hAnsi="Times New Roman" w:eastAsia="黑体" w:cs="Times New Roman"/>
+                <w:b/>
+                <w:color w:val="0F172A"/>
+                <w:sz w:val="18"/>
+              </w:rPr>
+              <w:t>【跨校协同】</w:t>
             </w:r>
           </w:p>
         </w:tc>
         <w:tc>
           <w:tcPr>
-            <w:tcW w:type="dxa" w:w="1680"/>
+            <w:tcW w:type="dxa" w:w="1152"/>
             <w:shd w:fill="F8FAFC"/>
             <w:vAlign w:val="center"/>
+            <w:tcMar>
+              <w:top w:w="50" w:type="dxa"/>
+              <w:bottom w:w="50" w:type="dxa"/>
+              <w:left w:w="70" w:type="dxa"/>
+              <w:right w:w="70" w:type="dxa"/>
+            </w:tcMar>
           </w:tcPr>
           <w:p>
             <w:pPr>
-              <w:spacing w:before="40" w:after="40" w:line="276" w:lineRule="auto"/>
+              <w:spacing w:before="24" w:after="24" w:line="269" w:lineRule="auto"/>
               <w:jc w:val="center"/>
             </w:pPr>
+            <w:r/>
             <w:r>
               <w:rPr>
-                <w:rFonts w:ascii="宋体" w:hAnsi="宋体"/>
+                <w:rFonts w:ascii="Times New Roman" w:hAnsi="Times New Roman" w:eastAsia="黑体" w:cs="Times New Roman"/>
                 <w:b/>
                 <w:color w:val="0F172A"/>
                 <w:sz w:val="18"/>
               </w:rPr>
-              <w:t>姓名</w:t>
+              <w:t>成员姓名</w:t>
             </w:r>
           </w:p>
         </w:tc>
         <w:tc>
           <w:tcPr>
-            <w:tcW w:type="dxa" w:w="1680"/>
+            <w:tcW w:type="dxa" w:w="3024"/>
             <w:shd w:fill="F8FAFC"/>
             <w:vAlign w:val="center"/>
+            <w:tcMar>
+              <w:top w:w="50" w:type="dxa"/>
+              <w:bottom w:w="50" w:type="dxa"/>
+              <w:left w:w="70" w:type="dxa"/>
+              <w:right w:w="70" w:type="dxa"/>
+            </w:tcMar>
           </w:tcPr>
           <w:p>
             <w:pPr>
-              <w:spacing w:before="40" w:after="40" w:line="276" w:lineRule="auto"/>
+              <w:spacing w:before="24" w:after="24" w:line="269" w:lineRule="auto"/>
               <w:jc w:val="center"/>
             </w:pPr>
+            <w:r/>
             <w:r>
               <w:rPr>
-                <w:rFonts w:ascii="宋体" w:hAnsi="宋体"/>
+                <w:rFonts w:ascii="Times New Roman" w:hAnsi="Times New Roman" w:eastAsia="黑体" w:cs="Times New Roman"/>
                 <w:b/>
                 <w:color w:val="0F172A"/>
                 <w:sz w:val="18"/>
               </w:rPr>
-              <w:t>团队分工与角色</w:t>
+              <w:t>团队职务与核心分工</w:t>
             </w:r>
           </w:p>
         </w:tc>
         <w:tc>
           <w:tcPr>
-            <w:tcW w:type="dxa" w:w="3360"/>
-            <w:gridSpan w:val="2"/>
+            <w:tcW w:type="dxa" w:w="1800"/>
             <w:shd w:fill="F8FAFC"/>
             <w:vAlign w:val="center"/>
+            <w:tcMar>
+              <w:top w:w="50" w:type="dxa"/>
+              <w:bottom w:w="50" w:type="dxa"/>
+              <w:left w:w="70" w:type="dxa"/>
+              <w:right w:w="70" w:type="dxa"/>
+            </w:tcMar>
           </w:tcPr>
           <w:p>
             <w:pPr>
-              <w:spacing w:before="40" w:after="40" w:line="276" w:lineRule="auto"/>
+              <w:spacing w:before="24" w:after="24" w:line="269" w:lineRule="auto"/>
               <w:jc w:val="center"/>
             </w:pPr>
+            <w:r/>
             <w:r>
               <w:rPr>
-                <w:rFonts w:ascii="宋体" w:hAnsi="宋体"/>
+                <w:rFonts w:ascii="Times New Roman" w:hAnsi="Times New Roman" w:eastAsia="黑体" w:cs="Times New Roman"/>
                 <w:b/>
                 <w:color w:val="0F172A"/>
                 <w:sz w:val="18"/>
               </w:rPr>
-              <w:t>院系及专业</w:t>
+              <w:t>所在院所及学历</w:t>
             </w:r>
           </w:p>
         </w:tc>
         <w:tc>
           <w:tcPr>
-            <w:tcW w:type="dxa" w:w="1680"/>
+            <w:tcW w:type="dxa" w:w="1224"/>
             <w:shd w:fill="F8FAFC"/>
             <w:vAlign w:val="center"/>
+            <w:tcMar>
+              <w:top w:w="50" w:type="dxa"/>
+              <w:bottom w:w="50" w:type="dxa"/>
+              <w:left w:w="70" w:type="dxa"/>
+              <w:right w:w="70" w:type="dxa"/>
+            </w:tcMar>
           </w:tcPr>
           <w:p>
             <w:pPr>
-              <w:spacing w:before="40" w:after="40" w:line="276" w:lineRule="auto"/>
+              <w:spacing w:before="24" w:after="24" w:line="269" w:lineRule="auto"/>
               <w:jc w:val="center"/>
             </w:pPr>
+            <w:r/>
             <w:r>
               <w:rPr>
-                <w:rFonts w:ascii="宋体" w:hAnsi="宋体"/>
+                <w:rFonts w:ascii="Times New Roman" w:hAnsi="Times New Roman" w:eastAsia="黑体" w:cs="Times New Roman"/>
                 <w:b/>
                 <w:color w:val="0F172A"/>
                 <w:sz w:val="18"/>
               </w:rPr>
-              <w:t>年级学历</w:t>
+              <w:t>年级及专业</w:t>
+            </w:r>
+          </w:p>
+        </w:tc>
+        <w:tc>
+          <w:tcPr>
+            <w:tcW w:type="dxa" w:w="1440"/>
+            <w:shd w:fill="F8FAFC"/>
+            <w:vAlign w:val="center"/>
+            <w:tcMar>
+              <w:top w:w="50" w:type="dxa"/>
+              <w:bottom w:w="50" w:type="dxa"/>
+              <w:left w:w="70" w:type="dxa"/>
+              <w:right w:w="70" w:type="dxa"/>
+            </w:tcMar>
+          </w:tcPr>
+          <w:p>
+            <w:pPr>
+              <w:spacing w:before="24" w:after="24" w:line="269" w:lineRule="auto"/>
+              <w:jc w:val="center"/>
+            </w:pPr>
+            <w:r/>
+            <w:r>
+              <w:rPr>
+                <w:rFonts w:ascii="Times New Roman" w:hAnsi="Times New Roman" w:eastAsia="黑体" w:cs="Times New Roman"/>
+                <w:b/>
+                <w:color w:val="0F172A"/>
+                <w:sz w:val="18"/>
+              </w:rPr>
+              <w:t>学号</w:t>
             </w:r>
           </w:p>
         </w:tc>
       </w:tr>
       <w:tr>
+        <w:trPr>
+          <w:cantSplit/>
+        </w:trPr>
         <w:tc>
           <w:tcPr>
-            <w:tcW w:type="dxa" w:w="1680"/>
+            <w:tcW w:type="dxa" w:w="1728"/>
             <w:vMerge/>
           </w:tcPr>
           <w:p/>
         </w:tc>
         <w:tc>
           <w:tcPr>
-            <w:tcW w:type="dxa" w:w="1680"/>
+            <w:tcW w:type="dxa" w:w="1152"/>
             <w:vAlign w:val="center"/>
+            <w:tcMar>
+              <w:top w:w="50" w:type="dxa"/>
+              <w:bottom w:w="50" w:type="dxa"/>
+              <w:left w:w="70" w:type="dxa"/>
+              <w:right w:w="70" w:type="dxa"/>
+            </w:tcMar>
           </w:tcPr>
           <w:p>
             <w:pPr>
-              <w:spacing w:before="40" w:after="40" w:line="276" w:lineRule="auto"/>
-              <w:jc w:val="left"/>
+              <w:spacing w:before="24" w:after="24" w:line="269" w:lineRule="auto"/>
+              <w:jc w:val="center"/>
             </w:pPr>
+            <w:r/>
             <w:r>
               <w:rPr>
-                <w:rFonts w:ascii="宋体" w:hAnsi="宋体"/>
-                <w:b w:val="0"/>
+                <w:rFonts w:ascii="Times New Roman" w:hAnsi="Times New Roman" w:eastAsia="仿宋" w:cs="Times New Roman"/>
+                <w:b/>
                 <w:color w:val="0F172A"/>
-                <w:sz w:val="18"/>
+                <w:sz w:val="17"/>
               </w:rPr>
               <w:t>吴宇轩</w:t>
             </w:r>
@@ -898,310 +1385,995 @@
         </w:tc>
         <w:tc>
           <w:tcPr>
-            <w:tcW w:type="dxa" w:w="1680"/>
+            <w:tcW w:type="dxa" w:w="3024"/>
             <w:vAlign w:val="center"/>
+            <w:tcMar>
+              <w:top w:w="50" w:type="dxa"/>
+              <w:bottom w:w="50" w:type="dxa"/>
+              <w:left w:w="70" w:type="dxa"/>
+              <w:right w:w="70" w:type="dxa"/>
+            </w:tcMar>
           </w:tcPr>
           <w:p>
             <w:pPr>
-              <w:spacing w:before="40" w:after="40" w:line="276" w:lineRule="auto"/>
+              <w:spacing w:before="24" w:after="24" w:line="269" w:lineRule="auto"/>
               <w:jc w:val="left"/>
             </w:pPr>
+            <w:r/>
             <w:r>
               <w:rPr>
-                <w:rFonts w:ascii="宋体" w:hAnsi="宋体"/>
+                <w:rFonts w:ascii="Times New Roman" w:hAnsi="Times New Roman" w:eastAsia="仿宋" w:cs="Times New Roman"/>
                 <w:b w:val="0"/>
                 <w:color w:val="0F172A"/>
-                <w:sz w:val="18"/>
+                <w:sz w:val="16"/>
               </w:rPr>
-              <w:t>项目负责人 (系统架构/定价风控/存储实证)</w:t>
+              <w:t>项目负责人 (系统总体架构 / 资产定价与风控总监 / 存储实证)</w:t>
             </w:r>
           </w:p>
         </w:tc>
         <w:tc>
           <w:tcPr>
-            <w:tcW w:type="dxa" w:w="3360"/>
-            <w:gridSpan w:val="2"/>
+            <w:tcW w:type="dxa" w:w="1800"/>
             <w:vAlign w:val="center"/>
+            <w:tcMar>
+              <w:top w:w="50" w:type="dxa"/>
+              <w:bottom w:w="50" w:type="dxa"/>
+              <w:left w:w="70" w:type="dxa"/>
+              <w:right w:w="70" w:type="dxa"/>
+            </w:tcMar>
           </w:tcPr>
           <w:p>
             <w:pPr>
-              <w:spacing w:before="40" w:after="40" w:line="276" w:lineRule="auto"/>
+              <w:spacing w:before="24" w:after="24" w:line="269" w:lineRule="auto"/>
               <w:jc w:val="left"/>
             </w:pPr>
+            <w:r/>
             <w:r>
               <w:rPr>
-                <w:rFonts w:ascii="宋体" w:hAnsi="宋体"/>
+                <w:rFonts w:ascii="Times New Roman" w:hAnsi="Times New Roman" w:eastAsia="仿宋" w:cs="Times New Roman"/>
                 <w:b w:val="0"/>
                 <w:color w:val="0F172A"/>
-                <w:sz w:val="18"/>
+                <w:sz w:val="16"/>
               </w:rPr>
-              <w:t>信息管理与信息系统 / 阿伯丁数据科学学院</w:t>
+              <w:t>华南师大阿伯丁学院 本科</w:t>
             </w:r>
           </w:p>
         </w:tc>
         <w:tc>
           <w:tcPr>
-            <w:tcW w:type="dxa" w:w="1680"/>
+            <w:tcW w:type="dxa" w:w="1224"/>
             <w:vAlign w:val="center"/>
+            <w:tcMar>
+              <w:top w:w="50" w:type="dxa"/>
+              <w:bottom w:w="50" w:type="dxa"/>
+              <w:left w:w="70" w:type="dxa"/>
+              <w:right w:w="70" w:type="dxa"/>
+            </w:tcMar>
           </w:tcPr>
           <w:p>
             <w:pPr>
-              <w:spacing w:before="40" w:after="40" w:line="276" w:lineRule="auto"/>
-              <w:jc w:val="left"/>
+              <w:spacing w:before="24" w:after="24" w:line="269" w:lineRule="auto"/>
+              <w:jc w:val="center"/>
             </w:pPr>
+            <w:r/>
             <w:r>
               <w:rPr>
-                <w:rFonts w:ascii="宋体" w:hAnsi="宋体"/>
+                <w:rFonts w:ascii="Times New Roman" w:hAnsi="Times New Roman" w:eastAsia="仿宋" w:cs="Times New Roman"/>
                 <w:b w:val="0"/>
                 <w:color w:val="0F172A"/>
-                <w:sz w:val="18"/>
+                <w:sz w:val="16"/>
               </w:rPr>
-              <w:t>2025级 本科</w:t>
+              <w:t>2025级信管</w:t>
+            </w:r>
+          </w:p>
+        </w:tc>
+        <w:tc>
+          <w:tcPr>
+            <w:tcW w:type="dxa" w:w="1440"/>
+            <w:vAlign w:val="center"/>
+            <w:tcMar>
+              <w:top w:w="50" w:type="dxa"/>
+              <w:bottom w:w="50" w:type="dxa"/>
+              <w:left w:w="70" w:type="dxa"/>
+              <w:right w:w="70" w:type="dxa"/>
+            </w:tcMar>
+          </w:tcPr>
+          <w:p>
+            <w:pPr>
+              <w:spacing w:before="24" w:after="24" w:line="269" w:lineRule="auto"/>
+              <w:jc w:val="center"/>
+            </w:pPr>
+            <w:r/>
+            <w:r>
+              <w:rPr>
+                <w:rFonts w:ascii="Times New Roman" w:hAnsi="Times New Roman" w:eastAsia="仿宋" w:cs="Times New Roman"/>
+                <w:b w:val="0"/>
+                <w:color w:val="0F172A"/>
+                <w:sz w:val="16"/>
+              </w:rPr>
+              <w:t>20253803068</w:t>
             </w:r>
           </w:p>
         </w:tc>
       </w:tr>
       <w:tr>
+        <w:trPr>
+          <w:cantSplit/>
+        </w:trPr>
         <w:tc>
           <w:tcPr>
-            <w:tcW w:type="dxa" w:w="1680"/>
+            <w:tcW w:type="dxa" w:w="1728"/>
             <w:vMerge/>
           </w:tcPr>
           <w:p/>
         </w:tc>
         <w:tc>
           <w:tcPr>
-            <w:tcW w:type="dxa" w:w="1680"/>
+            <w:tcW w:type="dxa" w:w="1152"/>
             <w:vAlign w:val="center"/>
+            <w:tcMar>
+              <w:top w:w="50" w:type="dxa"/>
+              <w:bottom w:w="50" w:type="dxa"/>
+              <w:left w:w="70" w:type="dxa"/>
+              <w:right w:w="70" w:type="dxa"/>
+            </w:tcMar>
           </w:tcPr>
           <w:p>
             <w:pPr>
-              <w:spacing w:before="40" w:after="40" w:line="276" w:lineRule="auto"/>
-              <w:jc w:val="left"/>
+              <w:spacing w:before="24" w:after="24" w:line="269" w:lineRule="auto"/>
+              <w:jc w:val="center"/>
             </w:pPr>
+            <w:r/>
             <w:r>
               <w:rPr>
-                <w:rFonts w:ascii="宋体" w:hAnsi="宋体"/>
-                <w:b w:val="0"/>
+                <w:rFonts w:ascii="Times New Roman" w:hAnsi="Times New Roman" w:eastAsia="仿宋" w:cs="Times New Roman"/>
+                <w:b/>
                 <w:color w:val="0F172A"/>
-                <w:sz w:val="18"/>
+                <w:sz w:val="17"/>
               </w:rPr>
-              <w:t>团队核心成员</w:t>
+              <w:t>阮奕霖</w:t>
             </w:r>
           </w:p>
         </w:tc>
         <w:tc>
           <w:tcPr>
-            <w:tcW w:type="dxa" w:w="1680"/>
+            <w:tcW w:type="dxa" w:w="3024"/>
             <w:vAlign w:val="center"/>
+            <w:tcMar>
+              <w:top w:w="50" w:type="dxa"/>
+              <w:bottom w:w="50" w:type="dxa"/>
+              <w:left w:w="70" w:type="dxa"/>
+              <w:right w:w="70" w:type="dxa"/>
+            </w:tcMar>
           </w:tcPr>
           <w:p>
             <w:pPr>
-              <w:spacing w:before="40" w:after="40" w:line="276" w:lineRule="auto"/>
+              <w:spacing w:before="24" w:after="24" w:line="269" w:lineRule="auto"/>
               <w:jc w:val="left"/>
             </w:pPr>
+            <w:r/>
             <w:r>
               <w:rPr>
-                <w:rFonts w:ascii="宋体" w:hAnsi="宋体"/>
+                <w:rFonts w:ascii="Times New Roman" w:hAnsi="Times New Roman" w:eastAsia="仿宋" w:cs="Times New Roman"/>
                 <w:b w:val="0"/>
                 <w:color w:val="0F172A"/>
-                <w:sz w:val="18"/>
+                <w:sz w:val="16"/>
               </w:rPr>
-              <w:t>算法与数据工程 (黄金/绿电板块实证)</w:t>
+              <w:t>算法研发总监 (跨校技术负责人 / 多Agent博弈与状态机校准)</w:t>
             </w:r>
           </w:p>
         </w:tc>
         <w:tc>
           <w:tcPr>
-            <w:tcW w:type="dxa" w:w="3360"/>
-            <w:gridSpan w:val="2"/>
+            <w:tcW w:type="dxa" w:w="1800"/>
             <w:vAlign w:val="center"/>
+            <w:tcMar>
+              <w:top w:w="50" w:type="dxa"/>
+              <w:bottom w:w="50" w:type="dxa"/>
+              <w:left w:w="70" w:type="dxa"/>
+              <w:right w:w="70" w:type="dxa"/>
+            </w:tcMar>
           </w:tcPr>
           <w:p>
             <w:pPr>
-              <w:spacing w:before="40" w:after="40" w:line="276" w:lineRule="auto"/>
+              <w:spacing w:before="24" w:after="24" w:line="269" w:lineRule="auto"/>
               <w:jc w:val="left"/>
             </w:pPr>
+            <w:r/>
             <w:r>
               <w:rPr>
-                <w:rFonts w:ascii="宋体" w:hAnsi="宋体"/>
+                <w:rFonts w:ascii="Times New Roman" w:hAnsi="Times New Roman" w:eastAsia="仿宋" w:cs="Times New Roman"/>
                 <w:b w:val="0"/>
                 <w:color w:val="0F172A"/>
-                <w:sz w:val="18"/>
+                <w:sz w:val="16"/>
               </w:rPr>
-              <w:t>人工智能 / 计算机科学与技术</w:t>
+              <w:t>中山大学智工学院 本科</w:t>
             </w:r>
           </w:p>
         </w:tc>
         <w:tc>
           <w:tcPr>
-            <w:tcW w:type="dxa" w:w="1680"/>
+            <w:tcW w:type="dxa" w:w="1224"/>
             <w:vAlign w:val="center"/>
+            <w:tcMar>
+              <w:top w:w="50" w:type="dxa"/>
+              <w:bottom w:w="50" w:type="dxa"/>
+              <w:left w:w="70" w:type="dxa"/>
+              <w:right w:w="70" w:type="dxa"/>
+            </w:tcMar>
           </w:tcPr>
           <w:p>
             <w:pPr>
-              <w:spacing w:before="40" w:after="40" w:line="276" w:lineRule="auto"/>
-              <w:jc w:val="left"/>
+              <w:spacing w:before="24" w:after="24" w:line="269" w:lineRule="auto"/>
+              <w:jc w:val="center"/>
             </w:pPr>
+            <w:r/>
             <w:r>
               <w:rPr>
-                <w:rFonts w:ascii="宋体" w:hAnsi="宋体"/>
+                <w:rFonts w:ascii="Times New Roman" w:hAnsi="Times New Roman" w:eastAsia="仿宋" w:cs="Times New Roman"/>
                 <w:b w:val="0"/>
                 <w:color w:val="0F172A"/>
-                <w:sz w:val="18"/>
+                <w:sz w:val="16"/>
               </w:rPr>
-              <w:t>2025级 本科</w:t>
+              <w:t>2025级智科</w:t>
+            </w:r>
+          </w:p>
+        </w:tc>
+        <w:tc>
+          <w:tcPr>
+            <w:tcW w:type="dxa" w:w="1440"/>
+            <w:vAlign w:val="center"/>
+            <w:tcMar>
+              <w:top w:w="50" w:type="dxa"/>
+              <w:bottom w:w="50" w:type="dxa"/>
+              <w:left w:w="70" w:type="dxa"/>
+              <w:right w:w="70" w:type="dxa"/>
+            </w:tcMar>
+          </w:tcPr>
+          <w:p>
+            <w:pPr>
+              <w:spacing w:before="24" w:after="24" w:line="269" w:lineRule="auto"/>
+              <w:jc w:val="center"/>
+            </w:pPr>
+            <w:r/>
+            <w:r>
+              <w:rPr>
+                <w:rFonts w:ascii="Times New Roman" w:hAnsi="Times New Roman" w:eastAsia="仿宋" w:cs="Times New Roman"/>
+                <w:b w:val="0"/>
+                <w:color w:val="0F172A"/>
+                <w:sz w:val="16"/>
+              </w:rPr>
+              <w:t>25361136</w:t>
             </w:r>
           </w:p>
         </w:tc>
       </w:tr>
       <w:tr>
+        <w:trPr>
+          <w:cantSplit/>
+        </w:trPr>
         <w:tc>
           <w:tcPr>
-            <w:tcW w:type="dxa" w:w="1680"/>
-            <w:shd w:fill="F1F5F9"/>
+            <w:tcW w:type="dxa" w:w="1728"/>
+            <w:vMerge/>
+          </w:tcPr>
+          <w:p/>
+        </w:tc>
+        <w:tc>
+          <w:tcPr>
+            <w:tcW w:type="dxa" w:w="1152"/>
             <w:vAlign w:val="center"/>
+            <w:tcMar>
+              <w:top w:w="50" w:type="dxa"/>
+              <w:bottom w:w="50" w:type="dxa"/>
+              <w:left w:w="70" w:type="dxa"/>
+              <w:right w:w="70" w:type="dxa"/>
+            </w:tcMar>
           </w:tcPr>
           <w:p>
             <w:pPr>
-              <w:spacing w:before="40" w:after="40" w:line="276" w:lineRule="auto"/>
+              <w:spacing w:before="24" w:after="24" w:line="269" w:lineRule="auto"/>
+              <w:jc w:val="center"/>
+            </w:pPr>
+            <w:r/>
+            <w:r>
+              <w:rPr>
+                <w:rFonts w:ascii="Times New Roman" w:hAnsi="Times New Roman" w:eastAsia="仿宋" w:cs="Times New Roman"/>
+                <w:b/>
+                <w:color w:val="0F172A"/>
+                <w:sz w:val="17"/>
+              </w:rPr>
+              <w:t>孟格漫</w:t>
+            </w:r>
+          </w:p>
+        </w:tc>
+        <w:tc>
+          <w:tcPr>
+            <w:tcW w:type="dxa" w:w="3024"/>
+            <w:vAlign w:val="center"/>
+            <w:tcMar>
+              <w:top w:w="50" w:type="dxa"/>
+              <w:bottom w:w="50" w:type="dxa"/>
+              <w:left w:w="70" w:type="dxa"/>
+              <w:right w:w="70" w:type="dxa"/>
+            </w:tcMar>
+          </w:tcPr>
+          <w:p>
+            <w:pPr>
+              <w:spacing w:before="24" w:after="24" w:line="269" w:lineRule="auto"/>
+              <w:jc w:val="left"/>
+            </w:pPr>
+            <w:r/>
+            <w:r>
+              <w:rPr>
+                <w:rFonts w:ascii="Times New Roman" w:hAnsi="Times New Roman" w:eastAsia="仿宋" w:cs="Times New Roman"/>
+                <w:b w:val="0"/>
+                <w:color w:val="0F172A"/>
+                <w:sz w:val="16"/>
+              </w:rPr>
+              <w:t>数据工程总监 (知识抽取 / SCNU-RAG 事实锚点 / 研报解析)</w:t>
+            </w:r>
+          </w:p>
+        </w:tc>
+        <w:tc>
+          <w:tcPr>
+            <w:tcW w:type="dxa" w:w="1800"/>
+            <w:vAlign w:val="center"/>
+            <w:tcMar>
+              <w:top w:w="50" w:type="dxa"/>
+              <w:bottom w:w="50" w:type="dxa"/>
+              <w:left w:w="70" w:type="dxa"/>
+              <w:right w:w="70" w:type="dxa"/>
+            </w:tcMar>
+          </w:tcPr>
+          <w:p>
+            <w:pPr>
+              <w:spacing w:before="24" w:after="24" w:line="269" w:lineRule="auto"/>
+              <w:jc w:val="left"/>
+            </w:pPr>
+            <w:r/>
+            <w:r>
+              <w:rPr>
+                <w:rFonts w:ascii="Times New Roman" w:hAnsi="Times New Roman" w:eastAsia="仿宋" w:cs="Times New Roman"/>
+                <w:b w:val="0"/>
+                <w:color w:val="0F172A"/>
+                <w:sz w:val="16"/>
+              </w:rPr>
+              <w:t>华南师大阿伯丁学院 本科</w:t>
+            </w:r>
+          </w:p>
+        </w:tc>
+        <w:tc>
+          <w:tcPr>
+            <w:tcW w:type="dxa" w:w="1224"/>
+            <w:vAlign w:val="center"/>
+            <w:tcMar>
+              <w:top w:w="50" w:type="dxa"/>
+              <w:bottom w:w="50" w:type="dxa"/>
+              <w:left w:w="70" w:type="dxa"/>
+              <w:right w:w="70" w:type="dxa"/>
+            </w:tcMar>
+          </w:tcPr>
+          <w:p>
+            <w:pPr>
+              <w:spacing w:before="24" w:after="24" w:line="269" w:lineRule="auto"/>
+              <w:jc w:val="center"/>
+            </w:pPr>
+            <w:r/>
+            <w:r>
+              <w:rPr>
+                <w:rFonts w:ascii="Times New Roman" w:hAnsi="Times New Roman" w:eastAsia="仿宋" w:cs="Times New Roman"/>
+                <w:b w:val="0"/>
+                <w:color w:val="0F172A"/>
+                <w:sz w:val="16"/>
+              </w:rPr>
+              <w:t>2025级信管</w:t>
+            </w:r>
+          </w:p>
+        </w:tc>
+        <w:tc>
+          <w:tcPr>
+            <w:tcW w:type="dxa" w:w="1440"/>
+            <w:vAlign w:val="center"/>
+            <w:tcMar>
+              <w:top w:w="50" w:type="dxa"/>
+              <w:bottom w:w="50" w:type="dxa"/>
+              <w:left w:w="70" w:type="dxa"/>
+              <w:right w:w="70" w:type="dxa"/>
+            </w:tcMar>
+          </w:tcPr>
+          <w:p>
+            <w:pPr>
+              <w:spacing w:before="24" w:after="24" w:line="269" w:lineRule="auto"/>
+              <w:jc w:val="center"/>
+            </w:pPr>
+            <w:r/>
+            <w:r>
+              <w:rPr>
+                <w:rFonts w:ascii="Times New Roman" w:hAnsi="Times New Roman" w:eastAsia="仿宋" w:cs="Times New Roman"/>
+                <w:b w:val="0"/>
+                <w:color w:val="0F172A"/>
+                <w:sz w:val="16"/>
+              </w:rPr>
+              <w:t>20253803070</w:t>
+            </w:r>
+          </w:p>
+        </w:tc>
+      </w:tr>
+      <w:tr>
+        <w:trPr>
+          <w:cantSplit/>
+        </w:trPr>
+        <w:tc>
+          <w:tcPr>
+            <w:tcW w:type="dxa" w:w="1728"/>
+            <w:vMerge/>
+          </w:tcPr>
+          <w:p/>
+        </w:tc>
+        <w:tc>
+          <w:tcPr>
+            <w:tcW w:type="dxa" w:w="1152"/>
+            <w:vAlign w:val="center"/>
+            <w:tcMar>
+              <w:top w:w="50" w:type="dxa"/>
+              <w:bottom w:w="50" w:type="dxa"/>
+              <w:left w:w="70" w:type="dxa"/>
+              <w:right w:w="70" w:type="dxa"/>
+            </w:tcMar>
+          </w:tcPr>
+          <w:p>
+            <w:pPr>
+              <w:spacing w:before="24" w:after="24" w:line="269" w:lineRule="auto"/>
+              <w:jc w:val="center"/>
+            </w:pPr>
+            <w:r/>
+            <w:r>
+              <w:rPr>
+                <w:rFonts w:ascii="Times New Roman" w:hAnsi="Times New Roman" w:eastAsia="仿宋" w:cs="Times New Roman"/>
+                <w:b/>
+                <w:color w:val="0F172A"/>
+                <w:sz w:val="17"/>
+              </w:rPr>
+              <w:t>江昊</w:t>
+            </w:r>
+          </w:p>
+        </w:tc>
+        <w:tc>
+          <w:tcPr>
+            <w:tcW w:type="dxa" w:w="3024"/>
+            <w:vAlign w:val="center"/>
+            <w:tcMar>
+              <w:top w:w="50" w:type="dxa"/>
+              <w:bottom w:w="50" w:type="dxa"/>
+              <w:left w:w="70" w:type="dxa"/>
+              <w:right w:w="70" w:type="dxa"/>
+            </w:tcMar>
+          </w:tcPr>
+          <w:p>
+            <w:pPr>
+              <w:spacing w:before="24" w:after="24" w:line="269" w:lineRule="auto"/>
+              <w:jc w:val="left"/>
+            </w:pPr>
+            <w:r/>
+            <w:r>
+              <w:rPr>
+                <w:rFonts w:ascii="Times New Roman" w:hAnsi="Times New Roman" w:eastAsia="仿宋" w:cs="Times New Roman"/>
+                <w:b w:val="0"/>
+                <w:color w:val="0F172A"/>
+                <w:sz w:val="16"/>
+              </w:rPr>
+              <w:t>量化回测总监 (风控工程 / 黄金与绿电跨板块实证检验)</w:t>
+            </w:r>
+          </w:p>
+        </w:tc>
+        <w:tc>
+          <w:tcPr>
+            <w:tcW w:type="dxa" w:w="1800"/>
+            <w:vAlign w:val="center"/>
+            <w:tcMar>
+              <w:top w:w="50" w:type="dxa"/>
+              <w:bottom w:w="50" w:type="dxa"/>
+              <w:left w:w="70" w:type="dxa"/>
+              <w:right w:w="70" w:type="dxa"/>
+            </w:tcMar>
+          </w:tcPr>
+          <w:p>
+            <w:pPr>
+              <w:spacing w:before="24" w:after="24" w:line="269" w:lineRule="auto"/>
+              <w:jc w:val="left"/>
+            </w:pPr>
+            <w:r/>
+            <w:r>
+              <w:rPr>
+                <w:rFonts w:ascii="Times New Roman" w:hAnsi="Times New Roman" w:eastAsia="仿宋" w:cs="Times New Roman"/>
+                <w:b w:val="0"/>
+                <w:color w:val="0F172A"/>
+                <w:sz w:val="16"/>
+              </w:rPr>
+              <w:t>华南师大阿伯丁学院 本科</w:t>
+            </w:r>
+          </w:p>
+        </w:tc>
+        <w:tc>
+          <w:tcPr>
+            <w:tcW w:type="dxa" w:w="1224"/>
+            <w:vAlign w:val="center"/>
+            <w:tcMar>
+              <w:top w:w="50" w:type="dxa"/>
+              <w:bottom w:w="50" w:type="dxa"/>
+              <w:left w:w="70" w:type="dxa"/>
+              <w:right w:w="70" w:type="dxa"/>
+            </w:tcMar>
+          </w:tcPr>
+          <w:p>
+            <w:pPr>
+              <w:spacing w:before="24" w:after="24" w:line="269" w:lineRule="auto"/>
+              <w:jc w:val="center"/>
+            </w:pPr>
+            <w:r/>
+            <w:r>
+              <w:rPr>
+                <w:rFonts w:ascii="Times New Roman" w:hAnsi="Times New Roman" w:eastAsia="仿宋" w:cs="Times New Roman"/>
+                <w:b w:val="0"/>
+                <w:color w:val="0F172A"/>
+                <w:sz w:val="16"/>
+              </w:rPr>
+              <w:t>2025级信管</w:t>
+            </w:r>
+          </w:p>
+        </w:tc>
+        <w:tc>
+          <w:tcPr>
+            <w:tcW w:type="dxa" w:w="1440"/>
+            <w:vAlign w:val="center"/>
+            <w:tcMar>
+              <w:top w:w="50" w:type="dxa"/>
+              <w:bottom w:w="50" w:type="dxa"/>
+              <w:left w:w="70" w:type="dxa"/>
+              <w:right w:w="70" w:type="dxa"/>
+            </w:tcMar>
+          </w:tcPr>
+          <w:p>
+            <w:pPr>
+              <w:spacing w:before="24" w:after="24" w:line="269" w:lineRule="auto"/>
+              <w:jc w:val="center"/>
+            </w:pPr>
+            <w:r/>
+            <w:r>
+              <w:rPr>
+                <w:rFonts w:ascii="Times New Roman" w:hAnsi="Times New Roman" w:eastAsia="仿宋" w:cs="Times New Roman"/>
+                <w:b w:val="0"/>
+                <w:color w:val="0F172A"/>
+                <w:sz w:val="16"/>
+              </w:rPr>
+              <w:t>20253803022</w:t>
+            </w:r>
+          </w:p>
+        </w:tc>
+      </w:tr>
+    </w:tbl>
+    <w:p>
+      <w:r>
+        <w:br w:type="page"/>
+      </w:r>
+    </w:p>
+    <w:tbl>
+      <w:tblPr>
+        <w:tblW w:type="auto" w:w="0"/>
+        <w:jc w:val="center"/>
+        <w:tblLayout w:type="fixed"/>
+        <w:tblLook w:firstColumn="1" w:firstRow="1" w:lastColumn="0" w:lastRow="0" w:noHBand="0" w:noVBand="1" w:val="04A0"/>
+        <w:tblBorders>
+          <w:top w:val="single" w:sz="8" w:space="0" w:color="334155"/>
+          <w:bottom w:val="single" w:sz="8" w:space="0" w:color="334155"/>
+          <w:left w:val="single" w:sz="8" w:space="0" w:color="334155"/>
+          <w:right w:val="single" w:sz="8" w:space="0" w:color="334155"/>
+          <w:insideH w:val="single" w:sz="4" w:space="0" w:color="CBD5E1"/>
+          <w:insideV w:val="single" w:sz="4" w:space="0" w:color="CBD5E1"/>
+        </w:tblBorders>
+      </w:tblPr>
+      <w:tblGrid>
+        <w:gridCol w:w="5184"/>
+        <w:gridCol w:w="5184"/>
+      </w:tblGrid>
+      <w:tr>
+        <w:trPr>
+          <w:cantSplit/>
+        </w:trPr>
+        <w:tc>
+          <w:tcPr>
+            <w:tcW w:type="dxa" w:w="1800"/>
+            <w:shd w:fill="F1F5F9"/>
+            <w:vAlign w:val="center"/>
+            <w:tcMar>
+              <w:top w:w="70" w:type="dxa"/>
+              <w:bottom w:w="70" w:type="dxa"/>
+              <w:left w:w="70" w:type="dxa"/>
+              <w:right w:w="70" w:type="dxa"/>
+            </w:tcMar>
+          </w:tcPr>
+          <w:p>
+            <w:pPr>
+              <w:spacing w:before="24" w:after="24" w:line="269" w:lineRule="auto"/>
+              <w:jc w:val="center"/>
+            </w:pPr>
+            <w:r/>
+            <w:r>
+              <w:rPr>
+                <w:rFonts w:ascii="Times New Roman" w:hAnsi="Times New Roman" w:eastAsia="黑体" w:cs="Times New Roman"/>
+                <w:b/>
+                <w:color w:val="0F172A"/>
+                <w:sz w:val="18"/>
+              </w:rPr>
+              <w:t>命题分析</w:t>
+            </w:r>
+          </w:p>
+          <w:p>
+            <w:pPr>
+              <w:spacing w:before="24" w:after="24" w:line="269" w:lineRule="auto"/>
               <w:jc w:val="center"/>
             </w:pPr>
             <w:r>
               <w:rPr>
-                <w:rFonts w:ascii="宋体" w:hAnsi="宋体"/>
+                <w:rFonts w:ascii="Times New Roman" w:hAnsi="Times New Roman" w:eastAsia="黑体" w:cs="Times New Roman"/>
                 <w:b/>
                 <w:color w:val="0F172A"/>
                 <w:sz w:val="18"/>
               </w:rPr>
-              <w:t>项目介绍</w:t>
-              <w:br/>
               <w:t>（300字以内）</w:t>
             </w:r>
           </w:p>
         </w:tc>
         <w:tc>
           <w:tcPr>
-            <w:tcW w:type="dxa" w:w="8400"/>
-            <w:gridSpan w:val="5"/>
+            <w:tcW w:type="dxa" w:w="8280"/>
             <w:vAlign w:val="center"/>
+            <w:tcMar>
+              <w:top w:w="70" w:type="dxa"/>
+              <w:bottom w:w="70" w:type="dxa"/>
+              <w:left w:w="70" w:type="dxa"/>
+              <w:right w:w="70" w:type="dxa"/>
+            </w:tcMar>
           </w:tcPr>
           <w:p>
             <w:pPr>
-              <w:spacing w:before="40" w:after="40" w:line="276" w:lineRule="auto"/>
+              <w:spacing w:before="24" w:after="24" w:line="288" w:lineRule="auto"/>
+              <w:jc w:val="left"/>
+            </w:pPr>
+            <w:r/>
+            <w:r>
+              <w:rPr>
+                <w:rFonts w:ascii="Times New Roman" w:hAnsi="Times New Roman" w:eastAsia="仿宋" w:cs="Times New Roman"/>
+                <w:b w:val="0"/>
+                <w:color w:val="0F172A"/>
+                <w:sz w:val="18"/>
+              </w:rPr>
+              <w:t>针对金融量化投研中初级研究员人力投入大、研报复现周期长（4-20h/篇）、通用大模型存在严重数值幻觉与前视未来函数泄漏等行业痛点，本项目针对达观数据产业命题，首创【FinRobot多专家审议 -&gt; FinGPT领域后训练 -&gt; NALE资源图谱 -&gt; KHunter计量模拟器】四位一体全流程技术链。</w:t>
+            </w:r>
+          </w:p>
+          <w:p>
+            <w:pPr>
+              <w:spacing w:before="24" w:after="24" w:line="288" w:lineRule="auto"/>
               <w:jc w:val="left"/>
             </w:pPr>
             <w:r>
               <w:rPr>
-                <w:rFonts w:ascii="宋体" w:hAnsi="宋体"/>
+                <w:rFonts w:ascii="Times New Roman" w:hAnsi="Times New Roman" w:eastAsia="仿宋" w:cs="Times New Roman"/>
                 <w:b w:val="0"/>
                 <w:color w:val="0F172A"/>
                 <w:sz w:val="18"/>
               </w:rPr>
-              <w:t>针对金融量化投研中初级研究员人力投入大、研报复现周期长（4-20h/篇）、通用大模型存在严重数值幻觉与前视未来函数泄漏等行业痛点，本项目针对达观数据产业命题，首创【FinRobot多专家审议 -&gt; FinGPT领域后训练 -&gt; NALE资源图谱 -&gt; KHunter计量模拟器】四位一体全流程技术链。系统在存储超级周期、黄金事件驱动与绿电公用事业三大极端板块中完成样本外物理隔离拟真交易实测，全方位击败对应金融行业 ETF，回撤实现腰斩压制，调仓摩擦仅 0.15%（免除公募 1.5%~2% 管理费）。实测研报提取准确率 92.4%，代码运行率 98.9%，端到端投研耗时缩短 85% 以上，全面超额达成达观数据 10 项考核指标。</w:t>
+              <w:t>系统在存储超级周期、黄金事件驱动与绿电公用事业三大极端板块中完成样本外物理隔离拟真交易实测，全方位击败对应金融行业 ETF，回撤实现腰斩压制，调仓摩擦仅 0.15%（免除公募 1.5%~2% 管理费）。实测研报提取准确率 92.4%，代码运行率 98.9%，端到端投研耗时缩短 85% 以上，全面超额达成达观数据 10 项考核指标。</w:t>
             </w:r>
           </w:p>
         </w:tc>
       </w:tr>
       <w:tr>
+        <w:trPr>
+          <w:cantSplit/>
+        </w:trPr>
         <w:tc>
           <w:tcPr>
-            <w:tcW w:type="dxa" w:w="1680"/>
+            <w:tcW w:type="dxa" w:w="1800"/>
             <w:shd w:fill="F1F5F9"/>
             <w:vAlign w:val="center"/>
+            <w:tcMar>
+              <w:top w:w="70" w:type="dxa"/>
+              <w:bottom w:w="70" w:type="dxa"/>
+              <w:left w:w="70" w:type="dxa"/>
+              <w:right w:w="70" w:type="dxa"/>
+            </w:tcMar>
           </w:tcPr>
           <w:p>
             <w:pPr>
-              <w:spacing w:before="40" w:after="40" w:line="276" w:lineRule="auto"/>
+              <w:spacing w:before="24" w:after="24" w:line="269" w:lineRule="auto"/>
+              <w:jc w:val="center"/>
+            </w:pPr>
+            <w:r/>
+            <w:r>
+              <w:rPr>
+                <w:rFonts w:ascii="Times New Roman" w:hAnsi="Times New Roman" w:eastAsia="黑体" w:cs="Times New Roman"/>
+                <w:b/>
+                <w:color w:val="0F172A"/>
+                <w:sz w:val="18"/>
+              </w:rPr>
+              <w:t>对策简介</w:t>
+            </w:r>
+          </w:p>
+          <w:p>
+            <w:pPr>
+              <w:spacing w:before="24" w:after="24" w:line="269" w:lineRule="auto"/>
               <w:jc w:val="center"/>
             </w:pPr>
             <w:r>
               <w:rPr>
-                <w:rFonts w:ascii="宋体" w:hAnsi="宋体"/>
+                <w:rFonts w:ascii="Times New Roman" w:hAnsi="Times New Roman" w:eastAsia="黑体" w:cs="Times New Roman"/>
                 <w:b/>
                 <w:color w:val="0F172A"/>
                 <w:sz w:val="18"/>
               </w:rPr>
-              <w:t>参赛对策简述</w:t>
-              <w:br/>
               <w:t>（200字以内）</w:t>
             </w:r>
           </w:p>
         </w:tc>
         <w:tc>
           <w:tcPr>
-            <w:tcW w:type="dxa" w:w="8400"/>
-            <w:gridSpan w:val="5"/>
+            <w:tcW w:type="dxa" w:w="8280"/>
             <w:vAlign w:val="center"/>
+            <w:tcMar>
+              <w:top w:w="70" w:type="dxa"/>
+              <w:bottom w:w="70" w:type="dxa"/>
+              <w:left w:w="70" w:type="dxa"/>
+              <w:right w:w="70" w:type="dxa"/>
+            </w:tcMar>
           </w:tcPr>
           <w:p>
             <w:pPr>
-              <w:spacing w:before="40" w:after="40" w:line="276" w:lineRule="auto"/>
+              <w:spacing w:before="24" w:after="24" w:line="288" w:lineRule="auto"/>
+              <w:jc w:val="left"/>
+            </w:pPr>
+            <w:r/>
+            <w:r>
+              <w:rPr>
+                <w:rFonts w:ascii="Times New Roman" w:hAnsi="Times New Roman" w:eastAsia="仿宋" w:cs="Times New Roman"/>
+                <w:b w:val="0"/>
+                <w:color w:val="0F172A"/>
+                <w:sz w:val="18"/>
+              </w:rPr>
+              <w:t>本项目采用四位一体自主决策闭环解决方案：</w:t>
+            </w:r>
+          </w:p>
+          <w:p>
+            <w:pPr>
+              <w:spacing w:before="24" w:after="24" w:line="288" w:lineRule="auto"/>
               <w:jc w:val="left"/>
             </w:pPr>
             <w:r>
               <w:rPr>
-                <w:rFonts w:ascii="宋体" w:hAnsi="宋体"/>
+                <w:rFonts w:ascii="Segoe UI Symbol" w:hAnsi="Segoe UI Symbol" w:eastAsia="宋体" w:cs="Segoe UI Symbol"/>
                 <w:b w:val="0"/>
                 <w:color w:val="0F172A"/>
                 <w:sz w:val="18"/>
               </w:rPr>
-              <w:t>本项目采用四位一体自主决策闭环解决方案：① FinRobot 多专家博弈审议（宏观+行业+风控多角色辩论）；② FinGPT 领域后训练 SCNU-RAG 抽取带坐标事实三元组，拒绝臆造；③ NALE 产业与资源网络拓扑传导，领先卖方研报 5 日捕捉上游调价，剥离稳健特质 Alpha；④ KHunter 纯数学计量引擎（Fama-MacBeth 3.0 回归 + HAC 检验 + Trend Gate 因果状态机），极端暴跌与 C 浪破位强制清仓，兼具高弹性与硬核防守。</w:t>
+              <w:t>①</w:t>
+            </w:r>
+            <w:r>
+              <w:rPr>
+                <w:rFonts w:ascii="Times New Roman" w:hAnsi="Times New Roman" w:eastAsia="仿宋" w:cs="Times New Roman"/>
+                <w:b w:val="0"/>
+                <w:color w:val="0F172A"/>
+                <w:sz w:val="18"/>
+              </w:rPr>
+              <w:t xml:space="preserve"> FinRobot 多专家博弈审议：宏观+行业+风控多角色动态辩论，剔除情绪偏误；</w:t>
+            </w:r>
+          </w:p>
+          <w:p>
+            <w:pPr>
+              <w:spacing w:before="24" w:after="24" w:line="288" w:lineRule="auto"/>
+              <w:jc w:val="left"/>
+            </w:pPr>
+            <w:r>
+              <w:rPr>
+                <w:rFonts w:ascii="Segoe UI Symbol" w:hAnsi="Segoe UI Symbol" w:eastAsia="宋体" w:cs="Segoe UI Symbol"/>
+                <w:b w:val="0"/>
+                <w:color w:val="0F172A"/>
+                <w:sz w:val="18"/>
+              </w:rPr>
+              <w:t>②</w:t>
+            </w:r>
+            <w:r>
+              <w:rPr>
+                <w:rFonts w:ascii="Times New Roman" w:hAnsi="Times New Roman" w:eastAsia="仿宋" w:cs="Times New Roman"/>
+                <w:b w:val="0"/>
+                <w:color w:val="0F172A"/>
+                <w:sz w:val="18"/>
+              </w:rPr>
+              <w:t xml:space="preserve"> FinGPT 领域后训练：结合 SCNU-RAG 抽取带坐标事实三元组，拒绝臆造；</w:t>
+            </w:r>
+          </w:p>
+          <w:p>
+            <w:pPr>
+              <w:spacing w:before="24" w:after="24" w:line="288" w:lineRule="auto"/>
+              <w:jc w:val="left"/>
+            </w:pPr>
+            <w:r>
+              <w:rPr>
+                <w:rFonts w:ascii="Segoe UI Symbol" w:hAnsi="Segoe UI Symbol" w:eastAsia="宋体" w:cs="Segoe UI Symbol"/>
+                <w:b w:val="0"/>
+                <w:color w:val="0F172A"/>
+                <w:sz w:val="18"/>
+              </w:rPr>
+              <w:t>③</w:t>
+            </w:r>
+            <w:r>
+              <w:rPr>
+                <w:rFonts w:ascii="Times New Roman" w:hAnsi="Times New Roman" w:eastAsia="仿宋" w:cs="Times New Roman"/>
+                <w:b w:val="0"/>
+                <w:color w:val="0F172A"/>
+                <w:sz w:val="18"/>
+              </w:rPr>
+              <w:t xml:space="preserve"> NALE 产业与资源网络拓扑传导：领先卖方研报 5 日捕捉上游调价，剥离稳健特质 Alpha；</w:t>
+            </w:r>
+          </w:p>
+          <w:p>
+            <w:pPr>
+              <w:spacing w:before="24" w:after="24" w:line="288" w:lineRule="auto"/>
+              <w:jc w:val="left"/>
+            </w:pPr>
+            <w:r>
+              <w:rPr>
+                <w:rFonts w:ascii="Segoe UI Symbol" w:hAnsi="Segoe UI Symbol" w:eastAsia="宋体" w:cs="Segoe UI Symbol"/>
+                <w:b w:val="0"/>
+                <w:color w:val="0F172A"/>
+                <w:sz w:val="18"/>
+              </w:rPr>
+              <w:t>④</w:t>
+            </w:r>
+            <w:r>
+              <w:rPr>
+                <w:rFonts w:ascii="Times New Roman" w:hAnsi="Times New Roman" w:eastAsia="仿宋" w:cs="Times New Roman"/>
+                <w:b w:val="0"/>
+                <w:color w:val="0F172A"/>
+                <w:sz w:val="18"/>
+              </w:rPr>
+              <w:t xml:space="preserve"> KHunter 纯数学计量引擎：采用 Fama-MacBeth 3.0 回归 + HAC 稳健性检验 + Trend Gate 因果状态机，极端暴跌与 C 浪破位强制清仓，兼具高弹性与硬核防守。</w:t>
             </w:r>
           </w:p>
         </w:tc>
       </w:tr>
       <w:tr>
+        <w:trPr>
+          <w:cantSplit/>
+        </w:trPr>
         <w:tc>
           <w:tcPr>
-            <w:tcW w:type="dxa" w:w="1680"/>
+            <w:tcW w:type="dxa" w:w="1800"/>
             <w:shd w:fill="F1F5F9"/>
             <w:vAlign w:val="center"/>
+            <w:tcMar>
+              <w:top w:w="70" w:type="dxa"/>
+              <w:bottom w:w="70" w:type="dxa"/>
+              <w:left w:w="70" w:type="dxa"/>
+              <w:right w:w="70" w:type="dxa"/>
+            </w:tcMar>
           </w:tcPr>
           <w:p>
             <w:pPr>
-              <w:spacing w:before="40" w:after="40" w:line="276" w:lineRule="auto"/>
+              <w:spacing w:before="24" w:after="24" w:line="269" w:lineRule="auto"/>
               <w:jc w:val="center"/>
             </w:pPr>
+            <w:r/>
             <w:r>
               <w:rPr>
-                <w:rFonts w:ascii="宋体" w:hAnsi="宋体"/>
+                <w:rFonts w:ascii="Times New Roman" w:hAnsi="Times New Roman" w:eastAsia="黑体" w:cs="Times New Roman"/>
                 <w:b/>
                 <w:color w:val="0F172A"/>
                 <w:sz w:val="18"/>
               </w:rPr>
               <w:t>佐证材料说明</w:t>
-              <w:br/>
+            </w:r>
+          </w:p>
+          <w:p>
+            <w:pPr>
+              <w:spacing w:before="24" w:after="24" w:line="269" w:lineRule="auto"/>
+              <w:jc w:val="center"/>
+            </w:pPr>
+            <w:r>
+              <w:rPr>
+                <w:rFonts w:ascii="Times New Roman" w:hAnsi="Times New Roman" w:eastAsia="黑体" w:cs="Times New Roman"/>
+                <w:b/>
+                <w:color w:val="0F172A"/>
+                <w:sz w:val="18"/>
+              </w:rPr>
               <w:t>（知识产权等）</w:t>
             </w:r>
           </w:p>
         </w:tc>
         <w:tc>
           <w:tcPr>
-            <w:tcW w:type="dxa" w:w="8400"/>
-            <w:gridSpan w:val="5"/>
+            <w:tcW w:type="dxa" w:w="8280"/>
             <w:vAlign w:val="center"/>
+            <w:tcMar>
+              <w:top w:w="70" w:type="dxa"/>
+              <w:bottom w:w="70" w:type="dxa"/>
+              <w:left w:w="70" w:type="dxa"/>
+              <w:right w:w="70" w:type="dxa"/>
+            </w:tcMar>
           </w:tcPr>
           <w:p>
             <w:pPr>
-              <w:spacing w:before="40" w:after="40" w:line="276" w:lineRule="auto"/>
+              <w:spacing w:before="24" w:after="24" w:line="283" w:lineRule="auto"/>
+              <w:jc w:val="left"/>
+            </w:pPr>
+            <w:r/>
+            <w:r>
+              <w:rPr>
+                <w:rFonts w:ascii="Times New Roman" w:hAnsi="Times New Roman" w:eastAsia="仿宋" w:cs="Times New Roman"/>
+                <w:b w:val="0"/>
+                <w:color w:val="0F172A"/>
+                <w:sz w:val="17"/>
+              </w:rPr>
+              <w:t>1. 出版级实证研报成果库：3 篇 3 页出版级高清实证研报 PDF（存储超级周期、黄金地缘避险、绿电公用事业，集成微观财务勾稽矩阵、波浪防御与 HAC 计量显著性检验）；</w:t>
+            </w:r>
+          </w:p>
+          <w:p>
+            <w:pPr>
+              <w:spacing w:before="24" w:after="24" w:line="283" w:lineRule="auto"/>
               <w:jc w:val="left"/>
             </w:pPr>
             <w:r>
               <w:rPr>
-                <w:rFonts w:ascii="宋体" w:hAnsi="宋体"/>
+                <w:rFonts w:ascii="Times New Roman" w:hAnsi="Times New Roman" w:eastAsia="仿宋" w:cs="Times New Roman"/>
                 <w:b w:val="0"/>
                 <w:color w:val="0F172A"/>
-                <w:sz w:val="18"/>
+                <w:sz w:val="17"/>
               </w:rPr>
-              <w:t>1. 出版级实证研报成果库：3 篇 3 页出版级高清实证研报 PDF（存储超级周期、黄金地缘避险、绿电公用事业，集成微观财务勾稽矩阵、波浪防御与 HAC 计量显著性检验）；</w:t>
-              <w:br/>
               <w:t>2. 实证方法论学术白皮书：《Rainbow-FinGPT 数据溯源、标的池设计与实证方法论学术白皮书》，阐明多源数据采集流、双层证据金字塔与 Wind/CSMAR 迁移契约；</w:t>
-              <w:br/>
+            </w:r>
+          </w:p>
+          <w:p>
+            <w:pPr>
+              <w:spacing w:before="24" w:after="24" w:line="283" w:lineRule="auto"/>
+              <w:jc w:val="left"/>
+            </w:pPr>
+            <w:r>
+              <w:rPr>
+                <w:rFonts w:ascii="Times New Roman" w:hAnsi="Times New Roman" w:eastAsia="仿宋" w:cs="Times New Roman"/>
+                <w:b w:val="0"/>
+                <w:color w:val="0F172A"/>
+                <w:sz w:val="17"/>
+              </w:rPr>
               <w:t>3. 全市场宏观大底座实证集：涵盖 202 支股票全市场 6 大风格组合 100 交易日因果长跑数据集（19,998 个独立预测点，Harvey t=3.85，Brier=0.2481）；</w:t>
-              <w:br/>
+            </w:r>
+          </w:p>
+          <w:p>
+            <w:pPr>
+              <w:spacing w:before="24" w:after="24" w:line="283" w:lineRule="auto"/>
+              <w:jc w:val="left"/>
+            </w:pPr>
+            <w:r>
+              <w:rPr>
+                <w:rFonts w:ascii="Times New Roman" w:hAnsi="Times New Roman" w:eastAsia="仿宋" w:cs="Times New Roman"/>
+                <w:b w:val="0"/>
+                <w:color w:val="0F172A"/>
+                <w:sz w:val="17"/>
+              </w:rPr>
               <w:t>4. 软件著作权与代码工程：Rainbow-FinGPT v2.0 智能体中枢系统源码，包含 90+ 项全量自动化 pytest 单元与集成测试套件及无人值守自动化跑批；</w:t>
-              <w:br/>
+            </w:r>
+          </w:p>
+          <w:p>
+            <w:pPr>
+              <w:spacing w:before="24" w:after="24" w:line="283" w:lineRule="auto"/>
+              <w:jc w:val="left"/>
+            </w:pPr>
+            <w:r>
+              <w:rPr>
+                <w:rFonts w:ascii="Times New Roman" w:hAnsi="Times New Roman" w:eastAsia="仿宋" w:cs="Times New Roman"/>
+                <w:b w:val="0"/>
+                <w:color w:val="0F172A"/>
+                <w:sz w:val="17"/>
+              </w:rPr>
               <w:t>5. 达观数据产学研协同证明：针对达观曹植大模型金融垂直量化投研插件的技术接口协议与联合实施方案。</w:t>
             </w:r>
           </w:p>
@@ -1210,7 +2382,7 @@
     </w:tbl>
     <w:sectPr>
       <w:pgSz w:w="12240" w:h="15840"/>
-      <w:pgMar w:top="1080" w:right="1080" w:bottom="1080" w:left="1080" w:header="720" w:footer="720" w:gutter="0"/>
+      <w:pgMar w:top="720" w:right="936" w:bottom="720" w:left="936" w:header="720" w:footer="720" w:gutter="0"/>
       <w:cols w:space="720"/>
       <w:docGrid w:linePitch="360"/>
     </w:sectPr>
@@ -1581,6 +2753,10 @@
     <w:name w:val="Normal"/>
     <w:qFormat/>
     <w:rsid w:val="00FC693F"/>
+    <w:rPr>
+      <w:rFonts w:ascii="Times New Roman" w:hAnsi="Times New Roman" w:eastAsia="仿宋" w:cs="Times New Roman"/>
+      <w:sz w:val="18"/>
+    </w:rPr>
   </w:style>
   <w:style w:type="paragraph" w:styleId="Header">
     <w:name w:val="header"/>
